--- a/data/Shoumik_Majumdar.docx
+++ b/data/Shoumik_Majumdar.docx
@@ -5,6 +5,7 @@
     <w:p>
       <w:pPr>
         <w:pStyle w:val="Title"/>
+        <w:spacing w:line="240" w:lineRule="auto"/>
         <w:ind w:left="0"/>
         <w:rPr>
           <w:rFonts w:asciiTheme="minorHAnsi" w:hAnsiTheme="minorHAnsi" w:cstheme="minorHAnsi"/>
@@ -25,7 +26,6 @@
           <w:tab w:val="left" w:pos="4604"/>
           <w:tab w:val="left" w:pos="7560"/>
         </w:tabs>
-        <w:spacing w:line="262" w:lineRule="exact"/>
         <w:ind w:left="90" w:right="40"/>
         <w:rPr>
           <w:rFonts w:asciiTheme="minorHAnsi" w:hAnsiTheme="minorHAnsi" w:cstheme="minorHAnsi"/>
@@ -69,7 +69,25 @@
         <w:rPr>
           <w:rFonts w:asciiTheme="minorHAnsi" w:hAnsiTheme="minorHAnsi" w:cstheme="minorHAnsi"/>
         </w:rPr>
-        <w:t xml:space="preserve">Website : </w:t>
+        <w:t>P</w:t>
+      </w:r>
+      <w:r>
+        <w:rPr>
+          <w:rFonts w:asciiTheme="minorHAnsi" w:hAnsiTheme="minorHAnsi" w:cstheme="minorHAnsi"/>
+        </w:rPr>
+        <w:t>o</w:t>
+      </w:r>
+      <w:r>
+        <w:rPr>
+          <w:rFonts w:asciiTheme="minorHAnsi" w:hAnsiTheme="minorHAnsi" w:cstheme="minorHAnsi"/>
+        </w:rPr>
+        <w:t>rtfolio</w:t>
+      </w:r>
+      <w:r>
+        <w:rPr>
+          <w:rFonts w:asciiTheme="minorHAnsi" w:hAnsiTheme="minorHAnsi" w:cstheme="minorHAnsi"/>
+        </w:rPr>
+        <w:t xml:space="preserve"> : </w:t>
       </w:r>
       <w:hyperlink r:id="rId6" w:history="1">
         <w:r>
@@ -112,7 +130,6 @@
     <w:p>
       <w:pPr>
         <w:pStyle w:val="BodyText"/>
-        <w:spacing w:line="262" w:lineRule="exact"/>
         <w:ind w:left="50" w:right="40" w:firstLine="40"/>
         <w:rPr>
           <w:rFonts w:asciiTheme="minorHAnsi" w:hAnsiTheme="minorHAnsi" w:cstheme="minorHAnsi"/>
@@ -221,7 +238,6 @@
     <w:p>
       <w:pPr>
         <w:pStyle w:val="BodyText"/>
-        <w:spacing w:line="20" w:lineRule="exact"/>
         <w:ind w:left="96"/>
         <w:jc w:val="both"/>
         <w:rPr>
@@ -251,7 +267,7 @@
     <w:p>
       <w:pPr>
         <w:pStyle w:val="Heading1"/>
-        <w:spacing w:before="148" w:line="225" w:lineRule="exact"/>
+        <w:spacing w:before="148"/>
         <w:jc w:val="both"/>
         <w:rPr>
           <w:rFonts w:asciiTheme="minorHAnsi" w:hAnsiTheme="minorHAnsi" w:cstheme="minorHAnsi"/>
@@ -270,7 +286,6 @@
         <w:tabs>
           <w:tab w:val="left" w:pos="8701"/>
         </w:tabs>
-        <w:spacing w:line="257" w:lineRule="exact"/>
         <w:ind w:left="820" w:right="40"/>
         <w:jc w:val="both"/>
         <w:rPr>
@@ -351,15 +366,38 @@
           <w:b/>
           <w:sz w:val="20"/>
         </w:rPr>
-        <w:t>Sep 2019 – Dec 2020</w:t>
+        <w:t xml:space="preserve">Sep 2019 – </w:t>
+      </w:r>
+      <w:r>
+        <w:rPr>
+          <w:rFonts w:asciiTheme="minorHAnsi" w:hAnsiTheme="minorHAnsi" w:cstheme="minorHAnsi"/>
+          <w:b/>
+          <w:sz w:val="20"/>
+        </w:rPr>
+        <w:t>Jan</w:t>
+      </w:r>
+      <w:r>
+        <w:rPr>
+          <w:rFonts w:asciiTheme="minorHAnsi" w:hAnsiTheme="minorHAnsi" w:cstheme="minorHAnsi"/>
+          <w:b/>
+          <w:sz w:val="20"/>
+        </w:rPr>
+        <w:t xml:space="preserve"> 202</w:t>
+      </w:r>
+      <w:r>
+        <w:rPr>
+          <w:rFonts w:asciiTheme="minorHAnsi" w:hAnsiTheme="minorHAnsi" w:cstheme="minorHAnsi"/>
+          <w:b/>
+          <w:sz w:val="20"/>
+        </w:rPr>
+        <w:t>1</w:t>
       </w:r>
     </w:p>
     <w:p>
       <w:pPr>
         <w:tabs>
-          <w:tab w:val="left" w:pos="8716"/>
+          <w:tab w:val="left" w:pos="9450"/>
         </w:tabs>
-        <w:spacing w:line="239" w:lineRule="exact"/>
         <w:ind w:left="820"/>
         <w:jc w:val="both"/>
         <w:rPr>
@@ -424,15 +462,17 @@
           <w:w w:val="105"/>
           <w:sz w:val="20"/>
         </w:rPr>
-        <w:t xml:space="preserve">         </w:t>
-      </w:r>
-      <w:r>
-        <w:rPr>
-          <w:rFonts w:asciiTheme="minorHAnsi" w:hAnsiTheme="minorHAnsi" w:cstheme="minorHAnsi"/>
-          <w:b/>
-          <w:sz w:val="20"/>
-        </w:rPr>
-        <w:t>Current GPA</w:t>
+        <w:t xml:space="preserve">        </w:t>
+      </w:r>
+      <w:bookmarkStart w:id="0" w:name="_GoBack"/>
+      <w:bookmarkEnd w:id="0"/>
+      <w:r>
+        <w:rPr>
+          <w:rFonts w:asciiTheme="minorHAnsi" w:hAnsiTheme="minorHAnsi" w:cstheme="minorHAnsi"/>
+          <w:b/>
+          <w:sz w:val="20"/>
+        </w:rPr>
+        <w:t>GPA</w:t>
       </w:r>
       <w:r>
         <w:rPr>
@@ -466,13 +506,13 @@
           <w:b/>
           <w:sz w:val="20"/>
         </w:rPr>
-        <w:t>70</w:t>
+        <w:t>68</w:t>
       </w:r>
     </w:p>
     <w:p>
       <w:pPr>
         <w:pStyle w:val="BodyText"/>
-        <w:spacing w:before="10" w:line="204" w:lineRule="auto"/>
+        <w:spacing w:before="10" w:after="240"/>
         <w:ind w:left="820" w:right="130"/>
         <w:jc w:val="both"/>
         <w:rPr>
@@ -485,21 +525,86 @@
           <w:i/>
           <w:w w:val="110"/>
         </w:rPr>
-        <w:t xml:space="preserve">Selected Coursework: </w:t>
-      </w:r>
-      <w:r>
-        <w:rPr>
-          <w:rFonts w:asciiTheme="minorHAnsi" w:hAnsiTheme="minorHAnsi" w:cstheme="minorHAnsi"/>
-          <w:w w:val="110"/>
-        </w:rPr>
-        <w:t>Machine Learning, Image and Video Computing, Natural Language Processing, Artificial Intelligence, Object Oriented Design, Algorithms, Directed Study on Video Domain Adaptation</w:t>
-      </w:r>
-      <w:r>
-        <w:rPr>
-          <w:rFonts w:asciiTheme="minorHAnsi" w:hAnsiTheme="minorHAnsi" w:cstheme="minorHAnsi"/>
-          <w:w w:val="110"/>
-        </w:rPr>
-        <w:t>, Graduate Networks, Robot Learning and vision for navigation.</w:t>
+        <w:t>Selected Coursework</w:t>
+      </w:r>
+      <w:r>
+        <w:rPr>
+          <w:rFonts w:asciiTheme="minorHAnsi" w:hAnsiTheme="minorHAnsi" w:cstheme="minorHAnsi"/>
+          <w:i/>
+          <w:w w:val="110"/>
+        </w:rPr>
+        <w:t xml:space="preserve">: </w:t>
+      </w:r>
+      <w:r>
+        <w:rPr>
+          <w:rFonts w:asciiTheme="minorHAnsi" w:hAnsiTheme="minorHAnsi" w:cstheme="minorHAnsi"/>
+          <w:w w:val="110"/>
+        </w:rPr>
+        <w:t>Machine Learning</w:t>
+      </w:r>
+      <w:r>
+        <w:rPr>
+          <w:rFonts w:asciiTheme="minorHAnsi" w:hAnsiTheme="minorHAnsi" w:cstheme="minorHAnsi"/>
+          <w:w w:val="110"/>
+        </w:rPr>
+        <w:t>, Computer Vision</w:t>
+      </w:r>
+      <w:r>
+        <w:rPr>
+          <w:rFonts w:asciiTheme="minorHAnsi" w:hAnsiTheme="minorHAnsi" w:cstheme="minorHAnsi"/>
+          <w:w w:val="110"/>
+        </w:rPr>
+        <w:t>,</w:t>
+      </w:r>
+      <w:r>
+        <w:rPr>
+          <w:rFonts w:asciiTheme="minorHAnsi" w:hAnsiTheme="minorHAnsi" w:cstheme="minorHAnsi"/>
+          <w:w w:val="110"/>
+        </w:rPr>
+        <w:t xml:space="preserve"> Natural Language Processing,</w:t>
+      </w:r>
+      <w:r>
+        <w:rPr>
+          <w:rFonts w:asciiTheme="minorHAnsi" w:hAnsiTheme="minorHAnsi" w:cstheme="minorHAnsi"/>
+          <w:i/>
+          <w:w w:val="110"/>
+        </w:rPr>
+        <w:t xml:space="preserve"> </w:t>
+      </w:r>
+      <w:r>
+        <w:rPr>
+          <w:rFonts w:asciiTheme="minorHAnsi" w:hAnsiTheme="minorHAnsi" w:cstheme="minorHAnsi"/>
+          <w:w w:val="110"/>
+        </w:rPr>
+        <w:t>Robot Learning and Vision for Navigation,</w:t>
+      </w:r>
+      <w:r>
+        <w:rPr>
+          <w:rFonts w:asciiTheme="minorHAnsi" w:hAnsiTheme="minorHAnsi" w:cstheme="minorHAnsi"/>
+          <w:w w:val="110"/>
+        </w:rPr>
+        <w:t xml:space="preserve"> Artificial Intelligence, Object Oriented Design, </w:t>
+      </w:r>
+      <w:r>
+        <w:rPr>
+          <w:rFonts w:asciiTheme="minorHAnsi" w:hAnsiTheme="minorHAnsi" w:cstheme="minorHAnsi"/>
+          <w:w w:val="110"/>
+        </w:rPr>
+        <w:t xml:space="preserve">Graduate </w:t>
+      </w:r>
+      <w:r>
+        <w:rPr>
+          <w:rFonts w:asciiTheme="minorHAnsi" w:hAnsiTheme="minorHAnsi" w:cstheme="minorHAnsi"/>
+          <w:w w:val="110"/>
+        </w:rPr>
+        <w:t>Algorithms</w:t>
+      </w:r>
+      <w:r>
+        <w:rPr>
+          <w:rFonts w:asciiTheme="minorHAnsi" w:hAnsiTheme="minorHAnsi" w:cstheme="minorHAnsi"/>
+          <w:w w:val="110"/>
+        </w:rPr>
+        <w:t>.</w:t>
       </w:r>
     </w:p>
     <w:p>
@@ -507,7 +612,6 @@
         <w:tabs>
           <w:tab w:val="left" w:pos="8910"/>
         </w:tabs>
-        <w:spacing w:line="259" w:lineRule="exact"/>
         <w:ind w:left="810" w:right="40"/>
         <w:jc w:val="both"/>
         <w:rPr>
@@ -516,129 +620,113 @@
           <w:sz w:val="20"/>
         </w:rPr>
       </w:pPr>
+      <w:r>
+        <w:rPr>
+          <w:rFonts w:asciiTheme="minorHAnsi" w:hAnsiTheme="minorHAnsi" w:cstheme="minorHAnsi"/>
+          <w:b/>
+          <w:sz w:val="20"/>
+        </w:rPr>
+        <w:t xml:space="preserve">University </w:t>
+      </w:r>
+      <w:r>
+        <w:rPr>
+          <w:rFonts w:asciiTheme="minorHAnsi" w:hAnsiTheme="minorHAnsi" w:cstheme="minorHAnsi"/>
+          <w:b/>
+          <w:sz w:val="20"/>
+        </w:rPr>
+        <w:t>of Mumbai</w:t>
+      </w:r>
+      <w:r>
+        <w:rPr>
+          <w:rFonts w:asciiTheme="minorHAnsi" w:hAnsiTheme="minorHAnsi" w:cstheme="minorHAnsi"/>
+          <w:sz w:val="20"/>
+        </w:rPr>
+        <w:t>,</w:t>
+      </w:r>
+      <w:r>
+        <w:rPr>
+          <w:rFonts w:asciiTheme="minorHAnsi" w:hAnsiTheme="minorHAnsi" w:cstheme="minorHAnsi"/>
+          <w:spacing w:val="3"/>
+          <w:sz w:val="20"/>
+        </w:rPr>
+        <w:t xml:space="preserve"> </w:t>
+      </w:r>
+      <w:r>
+        <w:rPr>
+          <w:rFonts w:asciiTheme="minorHAnsi" w:hAnsiTheme="minorHAnsi" w:cstheme="minorHAnsi"/>
+          <w:sz w:val="20"/>
+        </w:rPr>
+        <w:t>Mumbai,</w:t>
+      </w:r>
+      <w:r>
+        <w:rPr>
+          <w:rFonts w:asciiTheme="minorHAnsi" w:hAnsiTheme="minorHAnsi" w:cstheme="minorHAnsi"/>
+          <w:spacing w:val="26"/>
+          <w:sz w:val="20"/>
+        </w:rPr>
+        <w:t xml:space="preserve"> </w:t>
+      </w:r>
+      <w:r>
+        <w:rPr>
+          <w:rFonts w:asciiTheme="minorHAnsi" w:hAnsiTheme="minorHAnsi" w:cstheme="minorHAnsi"/>
+          <w:sz w:val="20"/>
+        </w:rPr>
+        <w:t>India.</w:t>
+      </w:r>
+      <w:r>
+        <w:rPr>
+          <w:rFonts w:asciiTheme="minorHAnsi" w:hAnsiTheme="minorHAnsi" w:cstheme="minorHAnsi"/>
+          <w:sz w:val="20"/>
+        </w:rPr>
+        <w:t xml:space="preserve"> </w:t>
+      </w:r>
+      <w:r>
+        <w:rPr>
+          <w:rFonts w:asciiTheme="minorHAnsi" w:hAnsiTheme="minorHAnsi" w:cstheme="minorHAnsi"/>
+          <w:sz w:val="20"/>
+        </w:rPr>
+        <w:tab/>
+      </w:r>
+      <w:r>
+        <w:rPr>
+          <w:rFonts w:asciiTheme="minorHAnsi" w:hAnsiTheme="minorHAnsi" w:cstheme="minorHAnsi"/>
+          <w:b/>
+          <w:sz w:val="20"/>
+        </w:rPr>
+        <w:t xml:space="preserve">Aug 2014 - </w:t>
+      </w:r>
+      <w:r>
+        <w:rPr>
+          <w:rFonts w:asciiTheme="minorHAnsi" w:hAnsiTheme="minorHAnsi" w:cstheme="minorHAnsi"/>
+          <w:b/>
+          <w:spacing w:val="-3"/>
+          <w:sz w:val="20"/>
+        </w:rPr>
+        <w:t>May</w:t>
+      </w:r>
+      <w:r>
+        <w:rPr>
+          <w:rFonts w:asciiTheme="minorHAnsi" w:hAnsiTheme="minorHAnsi" w:cstheme="minorHAnsi"/>
+          <w:b/>
+          <w:spacing w:val="18"/>
+          <w:sz w:val="20"/>
+        </w:rPr>
+        <w:t xml:space="preserve"> </w:t>
+      </w:r>
+      <w:r>
+        <w:rPr>
+          <w:rFonts w:asciiTheme="minorHAnsi" w:hAnsiTheme="minorHAnsi" w:cstheme="minorHAnsi"/>
+          <w:b/>
+          <w:sz w:val="20"/>
+        </w:rPr>
+        <w:t>2018</w:t>
+      </w:r>
     </w:p>
     <w:p>
       <w:pPr>
         <w:tabs>
           <w:tab w:val="left" w:pos="8910"/>
         </w:tabs>
-        <w:spacing w:line="259" w:lineRule="exact"/>
-        <w:ind w:left="810" w:right="40"/>
-        <w:jc w:val="both"/>
-        <w:rPr>
-          <w:rFonts w:asciiTheme="minorHAnsi" w:hAnsiTheme="minorHAnsi" w:cstheme="minorHAnsi"/>
-          <w:b/>
-          <w:sz w:val="20"/>
-        </w:rPr>
-      </w:pPr>
-      <w:r>
-        <w:rPr>
-          <w:rFonts w:asciiTheme="minorHAnsi" w:hAnsiTheme="minorHAnsi" w:cstheme="minorHAnsi"/>
-          <w:b/>
-          <w:sz w:val="20"/>
-        </w:rPr>
-        <w:t xml:space="preserve">University </w:t>
-      </w:r>
-      <w:r>
-        <w:rPr>
-          <w:rFonts w:asciiTheme="minorHAnsi" w:hAnsiTheme="minorHAnsi" w:cstheme="minorHAnsi"/>
-          <w:b/>
-          <w:sz w:val="20"/>
-        </w:rPr>
-        <w:t>of Mumbai</w:t>
-      </w:r>
-      <w:r>
-        <w:rPr>
-          <w:rFonts w:asciiTheme="minorHAnsi" w:hAnsiTheme="minorHAnsi" w:cstheme="minorHAnsi"/>
-          <w:sz w:val="20"/>
-        </w:rPr>
-        <w:t>,</w:t>
-      </w:r>
-      <w:r>
-        <w:rPr>
-          <w:rFonts w:asciiTheme="minorHAnsi" w:hAnsiTheme="minorHAnsi" w:cstheme="minorHAnsi"/>
-          <w:spacing w:val="3"/>
-          <w:sz w:val="20"/>
-        </w:rPr>
-        <w:t xml:space="preserve"> </w:t>
-      </w:r>
-      <w:r>
-        <w:rPr>
-          <w:rFonts w:asciiTheme="minorHAnsi" w:hAnsiTheme="minorHAnsi" w:cstheme="minorHAnsi"/>
-          <w:sz w:val="20"/>
-        </w:rPr>
-        <w:t>Mumbai,</w:t>
-      </w:r>
-      <w:r>
-        <w:rPr>
-          <w:rFonts w:asciiTheme="minorHAnsi" w:hAnsiTheme="minorHAnsi" w:cstheme="minorHAnsi"/>
-          <w:spacing w:val="26"/>
-          <w:sz w:val="20"/>
-        </w:rPr>
-        <w:t xml:space="preserve"> </w:t>
-      </w:r>
-      <w:r>
-        <w:rPr>
-          <w:rFonts w:asciiTheme="minorHAnsi" w:hAnsiTheme="minorHAnsi" w:cstheme="minorHAnsi"/>
-          <w:sz w:val="20"/>
-        </w:rPr>
-        <w:t>India.</w:t>
-      </w:r>
-      <w:r>
-        <w:rPr>
-          <w:rFonts w:asciiTheme="minorHAnsi" w:hAnsiTheme="minorHAnsi" w:cstheme="minorHAnsi"/>
-          <w:sz w:val="20"/>
-        </w:rPr>
-        <w:t xml:space="preserve"> </w:t>
-      </w:r>
-      <w:r>
-        <w:rPr>
-          <w:rFonts w:asciiTheme="minorHAnsi" w:hAnsiTheme="minorHAnsi" w:cstheme="minorHAnsi"/>
-          <w:sz w:val="20"/>
-        </w:rPr>
-        <w:tab/>
-      </w:r>
-      <w:r>
-        <w:rPr>
-          <w:rFonts w:asciiTheme="minorHAnsi" w:hAnsiTheme="minorHAnsi" w:cstheme="minorHAnsi"/>
-          <w:b/>
-          <w:sz w:val="20"/>
-        </w:rPr>
-        <w:t xml:space="preserve">Aug 2014 - </w:t>
-      </w:r>
-      <w:r>
-        <w:rPr>
-          <w:rFonts w:asciiTheme="minorHAnsi" w:hAnsiTheme="minorHAnsi" w:cstheme="minorHAnsi"/>
-          <w:b/>
-          <w:spacing w:val="-3"/>
-          <w:sz w:val="20"/>
-        </w:rPr>
-        <w:t>May</w:t>
-      </w:r>
-      <w:r>
-        <w:rPr>
-          <w:rFonts w:asciiTheme="minorHAnsi" w:hAnsiTheme="minorHAnsi" w:cstheme="minorHAnsi"/>
-          <w:b/>
-          <w:spacing w:val="18"/>
-          <w:sz w:val="20"/>
-        </w:rPr>
-        <w:t xml:space="preserve"> </w:t>
-      </w:r>
-      <w:r>
-        <w:rPr>
-          <w:rFonts w:asciiTheme="minorHAnsi" w:hAnsiTheme="minorHAnsi" w:cstheme="minorHAnsi"/>
-          <w:b/>
-          <w:sz w:val="20"/>
-        </w:rPr>
-        <w:t>2018</w:t>
-      </w:r>
-    </w:p>
-    <w:p>
-      <w:pPr>
-        <w:tabs>
-          <w:tab w:val="left" w:pos="8910"/>
-        </w:tabs>
-        <w:spacing w:line="259" w:lineRule="exact"/>
         <w:ind w:left="810" w:right="130"/>
         <w:jc w:val="both"/>
         <w:rPr>
@@ -672,7 +760,7 @@
     <w:p>
       <w:pPr>
         <w:pStyle w:val="Heading1"/>
-        <w:spacing w:before="1" w:line="225" w:lineRule="exact"/>
+        <w:spacing w:before="1"/>
         <w:jc w:val="both"/>
         <w:rPr>
           <w:rFonts w:asciiTheme="minorHAnsi" w:hAnsiTheme="minorHAnsi" w:cstheme="minorHAnsi"/>
@@ -688,7 +776,6 @@
     </w:p>
     <w:p>
       <w:pPr>
-        <w:spacing w:line="257" w:lineRule="exact"/>
         <w:ind w:left="820"/>
         <w:jc w:val="both"/>
         <w:rPr>
@@ -736,16 +823,25 @@
           <w:w w:val="105"/>
           <w:sz w:val="20"/>
         </w:rPr>
+        <w:t>My</w:t>
+      </w:r>
+      <w:r>
+        <w:rPr>
+          <w:rFonts w:asciiTheme="minorHAnsi" w:hAnsiTheme="minorHAnsi" w:cstheme="minorHAnsi"/>
+          <w:w w:val="105"/>
+          <w:sz w:val="20"/>
+        </w:rPr>
         <w:t>SQL, R.</w:t>
       </w:r>
     </w:p>
     <w:p>
       <w:pPr>
-        <w:spacing w:before="9" w:line="204" w:lineRule="auto"/>
+        <w:spacing w:before="9"/>
         <w:ind w:left="820" w:right="205"/>
         <w:jc w:val="both"/>
         <w:rPr>
           <w:rFonts w:asciiTheme="minorHAnsi" w:hAnsiTheme="minorHAnsi" w:cstheme="minorHAnsi"/>
+          <w:w w:val="105"/>
           <w:sz w:val="20"/>
         </w:rPr>
       </w:pPr>
@@ -779,10 +875,45 @@
       <w:r>
         <w:rPr>
           <w:rFonts w:asciiTheme="minorHAnsi" w:hAnsiTheme="minorHAnsi" w:cstheme="minorHAnsi"/>
+          <w:bCs/>
+          <w:w w:val="105"/>
+          <w:sz w:val="20"/>
+        </w:rPr>
+        <w:t>Linux,</w:t>
+      </w:r>
+      <w:r>
+        <w:rPr>
+          <w:rFonts w:asciiTheme="minorHAnsi" w:hAnsiTheme="minorHAnsi" w:cstheme="minorHAnsi"/>
           <w:spacing w:val="-3"/>
           <w:w w:val="105"/>
           <w:sz w:val="20"/>
         </w:rPr>
+        <w:t xml:space="preserve"> </w:t>
+      </w:r>
+      <w:r>
+        <w:rPr>
+          <w:rFonts w:asciiTheme="minorHAnsi" w:hAnsiTheme="minorHAnsi" w:cstheme="minorHAnsi"/>
+          <w:w w:val="105"/>
+          <w:sz w:val="20"/>
+        </w:rPr>
+        <w:t>Bash</w:t>
+      </w:r>
+      <w:r>
+        <w:rPr>
+          <w:rFonts w:asciiTheme="minorHAnsi" w:hAnsiTheme="minorHAnsi" w:cstheme="minorHAnsi"/>
+          <w:spacing w:val="-3"/>
+          <w:w w:val="105"/>
+          <w:sz w:val="20"/>
+        </w:rPr>
+        <w:t xml:space="preserve">, </w:t>
+      </w:r>
+      <w:r>
+        <w:rPr>
+          <w:rFonts w:asciiTheme="minorHAnsi" w:hAnsiTheme="minorHAnsi" w:cstheme="minorHAnsi"/>
+          <w:spacing w:val="-3"/>
+          <w:w w:val="105"/>
+          <w:sz w:val="20"/>
+        </w:rPr>
         <w:t>TensorFlow</w:t>
       </w:r>
       <w:r>
@@ -800,7 +931,15 @@
           <w:w w:val="105"/>
           <w:sz w:val="20"/>
         </w:rPr>
-        <w:t xml:space="preserve">Keras, </w:t>
+        <w:t>Keras,</w:t>
+      </w:r>
+      <w:r>
+        <w:rPr>
+          <w:rFonts w:asciiTheme="minorHAnsi" w:hAnsiTheme="minorHAnsi" w:cstheme="minorHAnsi"/>
+          <w:w w:val="105"/>
+          <w:sz w:val="20"/>
+        </w:rPr>
+        <w:t xml:space="preserve"> </w:t>
       </w:r>
       <w:r>
         <w:rPr>
@@ -816,23 +955,15 @@
           <w:w w:val="105"/>
           <w:sz w:val="20"/>
         </w:rPr>
-        <w:t xml:space="preserve"> Numpy,</w:t>
-      </w:r>
-      <w:r>
-        <w:rPr>
-          <w:rFonts w:asciiTheme="minorHAnsi" w:hAnsiTheme="minorHAnsi" w:cstheme="minorHAnsi"/>
-          <w:w w:val="105"/>
-          <w:sz w:val="20"/>
-        </w:rPr>
-        <w:t xml:space="preserve"> Pandas,</w:t>
-      </w:r>
-      <w:r>
-        <w:rPr>
-          <w:rFonts w:asciiTheme="minorHAnsi" w:hAnsiTheme="minorHAnsi" w:cstheme="minorHAnsi"/>
-          <w:w w:val="105"/>
-          <w:sz w:val="20"/>
-        </w:rPr>
-        <w:t xml:space="preserve"> </w:t>
+        <w:t xml:space="preserve"> </w:t>
+      </w:r>
+      <w:r>
+        <w:rPr>
+          <w:rFonts w:asciiTheme="minorHAnsi" w:hAnsiTheme="minorHAnsi" w:cstheme="minorHAnsi"/>
+          <w:w w:val="105"/>
+          <w:sz w:val="20"/>
+        </w:rPr>
+        <w:t xml:space="preserve">Numpy, Pandas, </w:t>
       </w:r>
       <w:r>
         <w:rPr>
@@ -864,23 +995,23 @@
           <w:w w:val="105"/>
           <w:sz w:val="20"/>
         </w:rPr>
-        <w:t>learn, MapReduce, Spark</w:t>
-      </w:r>
-      <w:r>
-        <w:rPr>
-          <w:rFonts w:asciiTheme="minorHAnsi" w:hAnsiTheme="minorHAnsi" w:cstheme="minorHAnsi"/>
-          <w:w w:val="105"/>
-          <w:sz w:val="20"/>
-        </w:rPr>
-        <w:t>, Hive, HBase</w:t>
-      </w:r>
-      <w:r>
-        <w:rPr>
-          <w:rFonts w:asciiTheme="minorHAnsi" w:hAnsiTheme="minorHAnsi" w:cstheme="minorHAnsi"/>
-          <w:w w:val="105"/>
-          <w:sz w:val="20"/>
-        </w:rPr>
-        <w:t>, Git</w:t>
+        <w:t>L</w:t>
+      </w:r>
+      <w:r>
+        <w:rPr>
+          <w:rFonts w:asciiTheme="minorHAnsi" w:hAnsiTheme="minorHAnsi" w:cstheme="minorHAnsi"/>
+          <w:w w:val="105"/>
+          <w:sz w:val="20"/>
+        </w:rPr>
+        <w:t>earn,</w:t>
+      </w:r>
+      <w:r>
+        <w:rPr>
+          <w:rFonts w:asciiTheme="minorHAnsi" w:hAnsiTheme="minorHAnsi" w:cstheme="minorHAnsi"/>
+          <w:w w:val="105"/>
+          <w:sz w:val="20"/>
+        </w:rPr>
+        <w:t xml:space="preserve"> Git</w:t>
       </w:r>
       <w:r>
         <w:rPr>
@@ -890,8 +1021,14 @@
         </w:rPr>
         <w:t>, Docker, Flask</w:t>
       </w:r>
-      <w:bookmarkStart w:id="0" w:name="_GoBack"/>
-      <w:bookmarkEnd w:id="0"/>
+      <w:r>
+        <w:rPr>
+          <w:rFonts w:asciiTheme="minorHAnsi" w:hAnsiTheme="minorHAnsi" w:cstheme="minorHAnsi"/>
+          <w:w w:val="105"/>
+          <w:sz w:val="20"/>
+        </w:rPr>
+        <w:t>, , AWS, EC2, S3</w:t>
+      </w:r>
       <w:r>
         <w:rPr>
           <w:rFonts w:asciiTheme="minorHAnsi" w:hAnsiTheme="minorHAnsi" w:cstheme="minorHAnsi"/>
@@ -903,25 +1040,37 @@
     </w:p>
     <w:p>
       <w:pPr>
-        <w:pStyle w:val="Heading1"/>
-        <w:rPr>
-          <w:rFonts w:asciiTheme="minorHAnsi" w:hAnsiTheme="minorHAnsi" w:cstheme="minorHAnsi"/>
-        </w:rPr>
-      </w:pPr>
-      <w:r>
-        <w:rPr>
-          <w:rFonts w:asciiTheme="minorHAnsi" w:hAnsiTheme="minorHAnsi" w:cstheme="minorHAnsi"/>
-          <w:w w:val="105"/>
-        </w:rPr>
-        <w:t>WORK EXPERIENCE</w:t>
-      </w:r>
+        <w:spacing w:before="9"/>
+        <w:ind w:left="820" w:right="205"/>
+        <w:jc w:val="both"/>
+        <w:rPr>
+          <w:rFonts w:asciiTheme="minorHAnsi" w:hAnsiTheme="minorHAnsi" w:cstheme="minorHAnsi"/>
+          <w:sz w:val="20"/>
+        </w:rPr>
+      </w:pPr>
     </w:p>
     <w:p>
       <w:pPr>
+        <w:pStyle w:val="Heading1"/>
+        <w:jc w:val="both"/>
+        <w:rPr>
+          <w:rFonts w:asciiTheme="minorHAnsi" w:hAnsiTheme="minorHAnsi" w:cstheme="minorHAnsi"/>
+        </w:rPr>
+      </w:pPr>
+      <w:r>
+        <w:rPr>
+          <w:rFonts w:asciiTheme="minorHAnsi" w:hAnsiTheme="minorHAnsi" w:cstheme="minorHAnsi"/>
+          <w:w w:val="105"/>
+        </w:rPr>
+        <w:t>WORK EXPERIENCE</w:t>
+      </w:r>
+    </w:p>
+    <w:p>
+      <w:pPr>
         <w:tabs>
-          <w:tab w:val="left" w:pos="8910"/>
+          <w:tab w:val="left" w:pos="9000"/>
         </w:tabs>
-        <w:spacing w:before="29" w:line="218" w:lineRule="auto"/>
+        <w:spacing w:before="29"/>
         <w:ind w:left="1318" w:right="116" w:hanging="499"/>
         <w:jc w:val="both"/>
         <w:rPr>
@@ -1031,7 +1180,7 @@
         <w:tabs>
           <w:tab w:val="left" w:pos="8910"/>
         </w:tabs>
-        <w:spacing w:before="0" w:line="218" w:lineRule="auto"/>
+        <w:spacing w:before="0"/>
         <w:ind w:right="116"/>
         <w:jc w:val="both"/>
         <w:rPr>
@@ -1050,7 +1199,43 @@
           <w:sz w:val="20"/>
           <w:szCs w:val="20"/>
         </w:rPr>
-        <w:t>Collected, Annotated and Filtered the first domain generalization Video dataset for action recognition curated</w:t>
+        <w:t xml:space="preserve">Collected, Annotated and Filtered the </w:t>
+      </w:r>
+      <w:r>
+        <w:rPr>
+          <w:rFonts w:asciiTheme="minorHAnsi" w:hAnsiTheme="minorHAnsi" w:cstheme="minorHAnsi"/>
+          <w:w w:val="110"/>
+          <w:sz w:val="20"/>
+          <w:szCs w:val="20"/>
+        </w:rPr>
+        <w:t>1st</w:t>
+      </w:r>
+      <w:r>
+        <w:rPr>
+          <w:rFonts w:asciiTheme="minorHAnsi" w:hAnsiTheme="minorHAnsi" w:cstheme="minorHAnsi"/>
+          <w:w w:val="110"/>
+          <w:sz w:val="20"/>
+          <w:szCs w:val="20"/>
+        </w:rPr>
+        <w:t xml:space="preserve"> </w:t>
+      </w:r>
+      <w:r>
+        <w:rPr>
+          <w:rFonts w:asciiTheme="minorHAnsi" w:hAnsiTheme="minorHAnsi" w:cstheme="minorHAnsi"/>
+          <w:w w:val="110"/>
+          <w:sz w:val="20"/>
+          <w:szCs w:val="20"/>
+        </w:rPr>
+        <w:t xml:space="preserve">video human action recognition dataset </w:t>
+      </w:r>
+      <w:r>
+        <w:rPr>
+          <w:rFonts w:asciiTheme="minorHAnsi" w:hAnsiTheme="minorHAnsi" w:cstheme="minorHAnsi"/>
+          <w:w w:val="110"/>
+          <w:sz w:val="20"/>
+          <w:szCs w:val="20"/>
+        </w:rPr>
+        <w:t>for action recognition curated</w:t>
       </w:r>
       <w:r>
         <w:rPr>
@@ -1272,7 +1457,7 @@
         <w:tabs>
           <w:tab w:val="left" w:pos="8910"/>
         </w:tabs>
-        <w:spacing w:before="0" w:line="218" w:lineRule="auto"/>
+        <w:spacing w:before="0"/>
         <w:ind w:right="116"/>
         <w:jc w:val="both"/>
         <w:rPr>
@@ -1291,7 +1476,79 @@
           <w:sz w:val="20"/>
           <w:szCs w:val="20"/>
         </w:rPr>
-        <w:t>Developed a model to align both spatial and temporal shifts across multiple domains and perform classification on videos.</w:t>
+        <w:t>Developed a model to align both spatial and temporal shifts across multiple domains and perform classification on videos</w:t>
+      </w:r>
+      <w:r>
+        <w:rPr>
+          <w:rFonts w:asciiTheme="minorHAnsi" w:hAnsiTheme="minorHAnsi" w:cstheme="minorHAnsi"/>
+          <w:w w:val="110"/>
+          <w:sz w:val="20"/>
+          <w:szCs w:val="20"/>
+        </w:rPr>
+        <w:t xml:space="preserve"> using </w:t>
+      </w:r>
+      <w:r>
+        <w:rPr>
+          <w:rFonts w:asciiTheme="minorHAnsi" w:hAnsiTheme="minorHAnsi" w:cstheme="minorHAnsi"/>
+          <w:w w:val="110"/>
+          <w:sz w:val="20"/>
+          <w:szCs w:val="20"/>
+        </w:rPr>
+        <w:t>a</w:t>
+      </w:r>
+      <w:r>
+        <w:rPr>
+          <w:rFonts w:asciiTheme="minorHAnsi" w:hAnsiTheme="minorHAnsi" w:cstheme="minorHAnsi"/>
+          <w:w w:val="110"/>
+          <w:sz w:val="20"/>
+          <w:szCs w:val="20"/>
+        </w:rPr>
+        <w:t xml:space="preserve">dversarial </w:t>
+      </w:r>
+      <w:r>
+        <w:rPr>
+          <w:rFonts w:asciiTheme="minorHAnsi" w:hAnsiTheme="minorHAnsi" w:cstheme="minorHAnsi"/>
+          <w:w w:val="110"/>
+          <w:sz w:val="20"/>
+          <w:szCs w:val="20"/>
+        </w:rPr>
+        <w:t>f</w:t>
+      </w:r>
+      <w:r>
+        <w:rPr>
+          <w:rFonts w:asciiTheme="minorHAnsi" w:hAnsiTheme="minorHAnsi" w:cstheme="minorHAnsi"/>
+          <w:w w:val="110"/>
+          <w:sz w:val="20"/>
+          <w:szCs w:val="20"/>
+        </w:rPr>
+        <w:t xml:space="preserve">eature </w:t>
+      </w:r>
+      <w:r>
+        <w:rPr>
+          <w:rFonts w:asciiTheme="minorHAnsi" w:hAnsiTheme="minorHAnsi" w:cstheme="minorHAnsi"/>
+          <w:w w:val="110"/>
+          <w:sz w:val="20"/>
+          <w:szCs w:val="20"/>
+        </w:rPr>
+        <w:t>augmentations</w:t>
+      </w:r>
+      <w:r>
+        <w:rPr>
+          <w:rFonts w:asciiTheme="minorHAnsi" w:hAnsiTheme="minorHAnsi" w:cstheme="minorHAnsi"/>
+          <w:w w:val="110"/>
+          <w:sz w:val="20"/>
+          <w:szCs w:val="20"/>
+        </w:rPr>
+        <w:t>.</w:t>
+      </w:r>
+      <w:r>
+        <w:rPr>
+          <w:rFonts w:asciiTheme="minorHAnsi" w:hAnsiTheme="minorHAnsi" w:cstheme="minorHAnsi"/>
+          <w:w w:val="110"/>
+          <w:sz w:val="20"/>
+          <w:szCs w:val="20"/>
+        </w:rPr>
+        <w:t xml:space="preserve"> </w:t>
       </w:r>
     </w:p>
     <w:p>
@@ -1304,7 +1561,7 @@
         <w:tabs>
           <w:tab w:val="left" w:pos="8910"/>
         </w:tabs>
-        <w:spacing w:before="0" w:line="218" w:lineRule="auto"/>
+        <w:spacing w:before="0"/>
         <w:ind w:right="116"/>
         <w:jc w:val="both"/>
         <w:rPr>
@@ -1319,29 +1576,295 @@
       <w:r>
         <w:rPr>
           <w:rFonts w:asciiTheme="minorHAnsi" w:hAnsiTheme="minorHAnsi" w:cstheme="minorHAnsi"/>
-          <w:w w:val="115"/>
-          <w:sz w:val="20"/>
-          <w:szCs w:val="20"/>
-        </w:rPr>
-        <w:t xml:space="preserve">Collaborated and documented research results and findings for  submission to </w:t>
-      </w:r>
-      <w:r>
-        <w:rPr>
-          <w:rFonts w:asciiTheme="minorHAnsi" w:hAnsiTheme="minorHAnsi" w:cstheme="minorHAnsi"/>
           <w:spacing w:val="-4"/>
           <w:w w:val="115"/>
           <w:sz w:val="20"/>
           <w:szCs w:val="20"/>
         </w:rPr>
-        <w:t>WACV2021.</w:t>
+        <w:t xml:space="preserve">Currently working towards a submission to ICCV2021 by extending our model </w:t>
+      </w:r>
+      <w:r>
+        <w:rPr>
+          <w:rFonts w:asciiTheme="minorHAnsi" w:hAnsiTheme="minorHAnsi" w:cstheme="minorHAnsi"/>
+          <w:spacing w:val="-4"/>
+          <w:w w:val="115"/>
+          <w:sz w:val="20"/>
+          <w:szCs w:val="20"/>
+        </w:rPr>
+        <w:t>by incorporating</w:t>
+      </w:r>
+      <w:r>
+        <w:rPr>
+          <w:rFonts w:asciiTheme="minorHAnsi" w:hAnsiTheme="minorHAnsi" w:cstheme="minorHAnsi"/>
+          <w:spacing w:val="-4"/>
+          <w:w w:val="115"/>
+          <w:sz w:val="20"/>
+          <w:szCs w:val="20"/>
+        </w:rPr>
+        <w:t xml:space="preserve"> </w:t>
+      </w:r>
+      <w:r>
+        <w:rPr>
+          <w:rFonts w:asciiTheme="minorHAnsi" w:hAnsiTheme="minorHAnsi" w:cstheme="minorHAnsi"/>
+          <w:spacing w:val="-4"/>
+          <w:w w:val="115"/>
+          <w:sz w:val="20"/>
+          <w:szCs w:val="20"/>
+        </w:rPr>
+        <w:t xml:space="preserve">spatiotemporal </w:t>
+      </w:r>
+      <w:r>
+        <w:rPr>
+          <w:rFonts w:asciiTheme="minorHAnsi" w:hAnsiTheme="minorHAnsi" w:cstheme="minorHAnsi"/>
+          <w:spacing w:val="-4"/>
+          <w:w w:val="115"/>
+          <w:sz w:val="20"/>
+          <w:szCs w:val="20"/>
+        </w:rPr>
+        <w:t>explainability</w:t>
+      </w:r>
+      <w:r>
+        <w:rPr>
+          <w:rFonts w:asciiTheme="minorHAnsi" w:hAnsiTheme="minorHAnsi" w:cstheme="minorHAnsi"/>
+          <w:spacing w:val="-4"/>
+          <w:w w:val="115"/>
+          <w:sz w:val="20"/>
+          <w:szCs w:val="20"/>
+        </w:rPr>
+        <w:t>.</w:t>
       </w:r>
     </w:p>
     <w:p>
       <w:pPr>
+        <w:tabs>
+          <w:tab w:val="left" w:pos="8820"/>
+        </w:tabs>
+        <w:spacing w:before="240"/>
+        <w:ind w:left="1318" w:right="116" w:hanging="499"/>
+        <w:jc w:val="both"/>
+        <w:rPr>
+          <w:rFonts w:asciiTheme="minorHAnsi" w:hAnsiTheme="minorHAnsi" w:cstheme="minorHAnsi"/>
+          <w:b/>
+          <w:spacing w:val="-3"/>
+          <w:w w:val="105"/>
+          <w:sz w:val="20"/>
+        </w:rPr>
+      </w:pPr>
+      <w:r>
+        <w:rPr>
+          <w:rFonts w:asciiTheme="minorHAnsi" w:hAnsiTheme="minorHAnsi" w:cstheme="minorHAnsi"/>
+          <w:b/>
+          <w:sz w:val="20"/>
+        </w:rPr>
+        <w:t>Affectiva – EMpath 2020 Graduate Student Mentor.</w:t>
+      </w:r>
+      <w:r>
+        <w:rPr>
+          <w:rFonts w:asciiTheme="minorHAnsi" w:hAnsiTheme="minorHAnsi" w:cstheme="minorHAnsi"/>
+          <w:b/>
+          <w:sz w:val="20"/>
+        </w:rPr>
+        <w:tab/>
+      </w:r>
+      <w:r>
+        <w:rPr>
+          <w:rFonts w:asciiTheme="minorHAnsi" w:hAnsiTheme="minorHAnsi" w:cstheme="minorHAnsi"/>
+          <w:b/>
+          <w:w w:val="105"/>
+          <w:sz w:val="20"/>
+        </w:rPr>
+        <w:t>Jun</w:t>
+      </w:r>
+      <w:r>
+        <w:rPr>
+          <w:rFonts w:asciiTheme="minorHAnsi" w:hAnsiTheme="minorHAnsi" w:cstheme="minorHAnsi"/>
+          <w:b/>
+          <w:spacing w:val="-27"/>
+          <w:w w:val="105"/>
+          <w:sz w:val="20"/>
+        </w:rPr>
+        <w:t xml:space="preserve"> </w:t>
+      </w:r>
+      <w:r>
+        <w:rPr>
+          <w:rFonts w:asciiTheme="minorHAnsi" w:hAnsiTheme="minorHAnsi" w:cstheme="minorHAnsi"/>
+          <w:b/>
+          <w:w w:val="105"/>
+          <w:sz w:val="20"/>
+        </w:rPr>
+        <w:t>2020</w:t>
+      </w:r>
+      <w:r>
+        <w:rPr>
+          <w:rFonts w:asciiTheme="minorHAnsi" w:hAnsiTheme="minorHAnsi" w:cstheme="minorHAnsi"/>
+          <w:b/>
+          <w:w w:val="105"/>
+          <w:sz w:val="20"/>
+        </w:rPr>
+        <w:t xml:space="preserve"> – </w:t>
+      </w:r>
+      <w:r>
+        <w:rPr>
+          <w:rFonts w:asciiTheme="minorHAnsi" w:hAnsiTheme="minorHAnsi" w:cstheme="minorHAnsi"/>
+          <w:b/>
+          <w:spacing w:val="-3"/>
+          <w:w w:val="105"/>
+          <w:sz w:val="20"/>
+        </w:rPr>
+        <w:t>Aug 2020</w:t>
+      </w:r>
+    </w:p>
+    <w:p>
+      <w:pPr>
+        <w:pStyle w:val="ListParagraph"/>
+        <w:numPr>
+          <w:ilvl w:val="0"/>
+          <w:numId w:val="6"/>
+        </w:numPr>
         <w:tabs>
           <w:tab w:val="left" w:pos="8910"/>
         </w:tabs>
-        <w:spacing w:before="240" w:line="218" w:lineRule="auto"/>
+        <w:spacing w:before="0"/>
+        <w:ind w:right="116"/>
+        <w:jc w:val="both"/>
+        <w:rPr>
+          <w:rFonts w:asciiTheme="minorHAnsi" w:hAnsiTheme="minorHAnsi" w:cstheme="minorHAnsi"/>
+          <w:b/>
+          <w:spacing w:val="-3"/>
+          <w:w w:val="105"/>
+          <w:sz w:val="20"/>
+          <w:szCs w:val="20"/>
+        </w:rPr>
+      </w:pPr>
+      <w:r>
+        <w:rPr>
+          <w:rFonts w:asciiTheme="minorHAnsi" w:hAnsiTheme="minorHAnsi" w:cstheme="minorHAnsi"/>
+          <w:w w:val="110"/>
+          <w:sz w:val="20"/>
+          <w:szCs w:val="20"/>
+        </w:rPr>
+        <w:t xml:space="preserve">Mentored college student trainees </w:t>
+      </w:r>
+      <w:r>
+        <w:rPr>
+          <w:rFonts w:asciiTheme="minorHAnsi" w:hAnsiTheme="minorHAnsi" w:cstheme="minorHAnsi"/>
+          <w:w w:val="110"/>
+          <w:sz w:val="20"/>
+          <w:szCs w:val="20"/>
+        </w:rPr>
+        <w:t>for</w:t>
+      </w:r>
+      <w:r>
+        <w:rPr>
+          <w:rFonts w:asciiTheme="minorHAnsi" w:hAnsiTheme="minorHAnsi" w:cstheme="minorHAnsi"/>
+          <w:w w:val="110"/>
+          <w:sz w:val="20"/>
+          <w:szCs w:val="20"/>
+        </w:rPr>
+        <w:t xml:space="preserve"> Affectiva’s EMPath 2020 Student Artificial Intelligence Education Program in the development of </w:t>
+      </w:r>
+      <w:r>
+        <w:rPr>
+          <w:rFonts w:asciiTheme="minorHAnsi" w:hAnsiTheme="minorHAnsi" w:cstheme="minorHAnsi"/>
+          <w:w w:val="110"/>
+          <w:sz w:val="20"/>
+          <w:szCs w:val="20"/>
+        </w:rPr>
+        <w:t>an</w:t>
+      </w:r>
+      <w:r>
+        <w:rPr>
+          <w:rFonts w:asciiTheme="minorHAnsi" w:hAnsiTheme="minorHAnsi" w:cstheme="minorHAnsi"/>
+          <w:w w:val="110"/>
+          <w:sz w:val="20"/>
+          <w:szCs w:val="20"/>
+        </w:rPr>
+        <w:t xml:space="preserve"> emotionally enabled IOT </w:t>
+      </w:r>
+      <w:r>
+        <w:rPr>
+          <w:rFonts w:asciiTheme="minorHAnsi" w:hAnsiTheme="minorHAnsi" w:cstheme="minorHAnsi"/>
+          <w:w w:val="110"/>
+          <w:sz w:val="20"/>
+          <w:szCs w:val="20"/>
+        </w:rPr>
+        <w:t>product</w:t>
+      </w:r>
+      <w:r>
+        <w:rPr>
+          <w:rFonts w:asciiTheme="minorHAnsi" w:hAnsiTheme="minorHAnsi" w:cstheme="minorHAnsi"/>
+          <w:w w:val="110"/>
+          <w:sz w:val="20"/>
+          <w:szCs w:val="20"/>
+        </w:rPr>
+        <w:t>.</w:t>
+      </w:r>
+    </w:p>
+    <w:p>
+      <w:pPr>
+        <w:pStyle w:val="ListParagraph"/>
+        <w:numPr>
+          <w:ilvl w:val="0"/>
+          <w:numId w:val="6"/>
+        </w:numPr>
+        <w:tabs>
+          <w:tab w:val="left" w:pos="8910"/>
+        </w:tabs>
+        <w:spacing w:before="0"/>
+        <w:ind w:right="116"/>
+        <w:jc w:val="both"/>
+        <w:rPr>
+          <w:rFonts w:asciiTheme="minorHAnsi" w:hAnsiTheme="minorHAnsi" w:cstheme="minorHAnsi"/>
+          <w:b/>
+          <w:spacing w:val="-3"/>
+          <w:w w:val="105"/>
+          <w:sz w:val="20"/>
+          <w:szCs w:val="20"/>
+        </w:rPr>
+      </w:pPr>
+      <w:r>
+        <w:rPr>
+          <w:rFonts w:asciiTheme="minorHAnsi" w:hAnsiTheme="minorHAnsi" w:cstheme="minorHAnsi"/>
+          <w:w w:val="110"/>
+          <w:sz w:val="20"/>
+          <w:szCs w:val="20"/>
+        </w:rPr>
+        <w:t xml:space="preserve">Developed and prototyped a smart mirror that is enabled to provide emotional support to mental health patients by leveraging facial expressions and </w:t>
+      </w:r>
+      <w:r>
+        <w:rPr>
+          <w:rFonts w:asciiTheme="minorHAnsi" w:hAnsiTheme="minorHAnsi" w:cstheme="minorHAnsi"/>
+          <w:w w:val="110"/>
+          <w:sz w:val="20"/>
+          <w:szCs w:val="20"/>
+        </w:rPr>
+        <w:t>speech recognition</w:t>
+      </w:r>
+      <w:r>
+        <w:rPr>
+          <w:rFonts w:asciiTheme="minorHAnsi" w:hAnsiTheme="minorHAnsi" w:cstheme="minorHAnsi"/>
+          <w:w w:val="110"/>
+          <w:sz w:val="20"/>
+          <w:szCs w:val="20"/>
+        </w:rPr>
+        <w:t xml:space="preserve"> engines</w:t>
+      </w:r>
+      <w:r>
+        <w:rPr>
+          <w:rFonts w:asciiTheme="minorHAnsi" w:hAnsiTheme="minorHAnsi" w:cstheme="minorHAnsi"/>
+          <w:w w:val="110"/>
+          <w:sz w:val="20"/>
+          <w:szCs w:val="20"/>
+        </w:rPr>
+        <w:t>.</w:t>
+      </w:r>
+    </w:p>
+    <w:p>
+      <w:pPr>
+        <w:tabs>
+          <w:tab w:val="left" w:pos="8910"/>
+        </w:tabs>
+        <w:spacing w:before="240"/>
         <w:ind w:left="1318" w:right="114" w:hanging="499"/>
         <w:jc w:val="both"/>
         <w:rPr>
@@ -1508,10 +2031,7 @@
         <w:jc w:val="both"/>
         <w:rPr>
           <w:rFonts w:asciiTheme="minorHAnsi" w:hAnsiTheme="minorHAnsi" w:cstheme="minorHAnsi"/>
-          <w:b/>
-          <w:spacing w:val="-4"/>
-          <w:sz w:val="20"/>
-          <w:szCs w:val="20"/>
+          <w:w w:val="110"/>
         </w:rPr>
       </w:pPr>
       <w:r>
@@ -1687,10 +2207,7 @@
         <w:jc w:val="both"/>
         <w:rPr>
           <w:rFonts w:asciiTheme="minorHAnsi" w:hAnsiTheme="minorHAnsi" w:cstheme="minorHAnsi"/>
-          <w:b/>
-          <w:spacing w:val="-4"/>
-          <w:sz w:val="20"/>
-          <w:szCs w:val="20"/>
+          <w:w w:val="110"/>
         </w:rPr>
       </w:pPr>
       <w:r>
@@ -1700,248 +2217,86 @@
           <w:sz w:val="20"/>
           <w:szCs w:val="20"/>
         </w:rPr>
-        <w:t xml:space="preserve">Developed quantitative metrics to determine likelihood of a human body accepting an antibody. </w:t>
+        <w:t xml:space="preserve">Developed quantitative metrics to </w:t>
+      </w:r>
+      <w:r>
+        <w:rPr>
+          <w:rFonts w:asciiTheme="minorHAnsi" w:hAnsiTheme="minorHAnsi" w:cstheme="minorHAnsi"/>
+          <w:w w:val="115"/>
+          <w:sz w:val="20"/>
+          <w:szCs w:val="20"/>
+        </w:rPr>
+        <w:t>e</w:t>
+      </w:r>
+      <w:r>
+        <w:rPr>
+          <w:rFonts w:asciiTheme="minorHAnsi" w:hAnsiTheme="minorHAnsi" w:cstheme="minorHAnsi"/>
+          <w:w w:val="115"/>
+          <w:sz w:val="20"/>
+          <w:szCs w:val="20"/>
+        </w:rPr>
+        <w:t>valuate</w:t>
+      </w:r>
+      <w:r>
+        <w:rPr>
+          <w:rFonts w:asciiTheme="minorHAnsi" w:hAnsiTheme="minorHAnsi" w:cstheme="minorHAnsi"/>
+          <w:w w:val="115"/>
+          <w:sz w:val="20"/>
+          <w:szCs w:val="20"/>
+        </w:rPr>
+        <w:t xml:space="preserve"> </w:t>
+      </w:r>
+      <w:r>
+        <w:rPr>
+          <w:rFonts w:asciiTheme="minorHAnsi" w:hAnsiTheme="minorHAnsi" w:cstheme="minorHAnsi"/>
+          <w:w w:val="115"/>
+          <w:sz w:val="20"/>
+          <w:szCs w:val="20"/>
+        </w:rPr>
+        <w:t>obtained results against theoretical values calculated from antibody’s crystal structure</w:t>
+      </w:r>
+      <w:r>
+        <w:rPr>
+          <w:rFonts w:asciiTheme="minorHAnsi" w:hAnsiTheme="minorHAnsi" w:cstheme="minorHAnsi"/>
+          <w:w w:val="115"/>
+          <w:sz w:val="20"/>
+          <w:szCs w:val="20"/>
+        </w:rPr>
+        <w:t>.</w:t>
       </w:r>
     </w:p>
     <w:p>
       <w:pPr>
-        <w:pStyle w:val="ListParagraph"/>
-        <w:numPr>
-          <w:ilvl w:val="0"/>
-          <w:numId w:val="5"/>
-        </w:numPr>
-        <w:spacing w:before="0"/>
+        <w:pStyle w:val="Heading1"/>
         <w:jc w:val="both"/>
         <w:rPr>
           <w:rFonts w:asciiTheme="minorHAnsi" w:hAnsiTheme="minorHAnsi" w:cstheme="minorHAnsi"/>
-          <w:b/>
-          <w:spacing w:val="-4"/>
-          <w:sz w:val="20"/>
-          <w:szCs w:val="20"/>
-        </w:rPr>
-      </w:pPr>
-      <w:r>
-        <w:rPr>
-          <w:rFonts w:asciiTheme="minorHAnsi" w:hAnsiTheme="minorHAnsi" w:cstheme="minorHAnsi"/>
-          <w:w w:val="115"/>
-          <w:sz w:val="20"/>
-          <w:szCs w:val="20"/>
-        </w:rPr>
-        <w:t>Evaluated obtained results against theoretical values calculated from antibody’s crystal structure.</w:t>
-      </w:r>
+          <w:w w:val="110"/>
+        </w:rPr>
+      </w:pPr>
     </w:p>
     <w:p>
       <w:pPr>
-        <w:pStyle w:val="BodyText"/>
-        <w:spacing w:before="5"/>
-        <w:ind w:left="0"/>
-        <w:rPr>
-          <w:rFonts w:asciiTheme="minorHAnsi" w:hAnsiTheme="minorHAnsi" w:cstheme="minorHAnsi"/>
-          <w:sz w:val="16"/>
-        </w:rPr>
-      </w:pPr>
+        <w:pStyle w:val="Heading1"/>
+        <w:jc w:val="both"/>
+        <w:rPr>
+          <w:rFonts w:asciiTheme="minorHAnsi" w:hAnsiTheme="minorHAnsi" w:cstheme="minorHAnsi"/>
+          <w:w w:val="110"/>
+        </w:rPr>
+      </w:pPr>
+      <w:r>
+        <w:rPr>
+          <w:rFonts w:asciiTheme="minorHAnsi" w:hAnsiTheme="minorHAnsi" w:cstheme="minorHAnsi"/>
+          <w:w w:val="110"/>
+        </w:rPr>
+        <w:t>RECENT PROJECTS</w:t>
+      </w:r>
     </w:p>
     <w:p>
       <w:pPr>
-        <w:pStyle w:val="Heading1"/>
         <w:tabs>
-          <w:tab w:val="left" w:pos="8910"/>
+          <w:tab w:val="left" w:pos="9000"/>
         </w:tabs>
-        <w:spacing w:line="225" w:lineRule="exact"/>
-        <w:ind w:left="820" w:right="-50"/>
-        <w:rPr>
-          <w:rFonts w:asciiTheme="minorHAnsi" w:hAnsiTheme="minorHAnsi" w:cstheme="minorHAnsi"/>
-        </w:rPr>
-      </w:pPr>
-      <w:r>
-        <w:rPr>
-          <w:rFonts w:asciiTheme="minorHAnsi" w:hAnsiTheme="minorHAnsi" w:cstheme="minorHAnsi"/>
-        </w:rPr>
-        <w:t>Genesys International Corp - Data</w:t>
-      </w:r>
-      <w:r>
-        <w:rPr>
-          <w:rFonts w:asciiTheme="minorHAnsi" w:hAnsiTheme="minorHAnsi" w:cstheme="minorHAnsi"/>
-          <w:spacing w:val="-12"/>
-        </w:rPr>
-        <w:t xml:space="preserve"> </w:t>
-      </w:r>
-      <w:r>
-        <w:rPr>
-          <w:rFonts w:asciiTheme="minorHAnsi" w:hAnsiTheme="minorHAnsi" w:cstheme="minorHAnsi"/>
-        </w:rPr>
-        <w:t>Engineer</w:t>
-      </w:r>
-      <w:r>
-        <w:rPr>
-          <w:rFonts w:asciiTheme="minorHAnsi" w:hAnsiTheme="minorHAnsi" w:cstheme="minorHAnsi"/>
-          <w:spacing w:val="-3"/>
-        </w:rPr>
-        <w:t xml:space="preserve"> </w:t>
-      </w:r>
-      <w:r>
-        <w:rPr>
-          <w:rFonts w:asciiTheme="minorHAnsi" w:hAnsiTheme="minorHAnsi" w:cstheme="minorHAnsi"/>
-        </w:rPr>
-        <w:t>Intern.</w:t>
-      </w:r>
-      <w:r>
-        <w:rPr>
-          <w:rFonts w:asciiTheme="minorHAnsi" w:hAnsiTheme="minorHAnsi" w:cstheme="minorHAnsi"/>
-        </w:rPr>
-        <w:tab/>
-      </w:r>
-      <w:r>
-        <w:rPr>
-          <w:rFonts w:asciiTheme="minorHAnsi" w:hAnsiTheme="minorHAnsi" w:cstheme="minorHAnsi"/>
-          <w:spacing w:val="-3"/>
-        </w:rPr>
-        <w:t xml:space="preserve">May </w:t>
-      </w:r>
-      <w:r>
-        <w:rPr>
-          <w:rFonts w:asciiTheme="minorHAnsi" w:hAnsiTheme="minorHAnsi" w:cstheme="minorHAnsi"/>
-        </w:rPr>
-        <w:t>2018 - Oct</w:t>
-      </w:r>
-      <w:r>
-        <w:rPr>
-          <w:rFonts w:asciiTheme="minorHAnsi" w:hAnsiTheme="minorHAnsi" w:cstheme="minorHAnsi"/>
-          <w:spacing w:val="20"/>
-        </w:rPr>
-        <w:t xml:space="preserve"> </w:t>
-      </w:r>
-      <w:r>
-        <w:rPr>
-          <w:rFonts w:asciiTheme="minorHAnsi" w:hAnsiTheme="minorHAnsi" w:cstheme="minorHAnsi"/>
-        </w:rPr>
-        <w:t>2018</w:t>
-      </w:r>
-    </w:p>
-    <w:p>
-      <w:pPr>
-        <w:pStyle w:val="ListParagraph"/>
-        <w:numPr>
-          <w:ilvl w:val="0"/>
-          <w:numId w:val="7"/>
-        </w:numPr>
-        <w:tabs>
-          <w:tab w:val="left" w:pos="1319"/>
-        </w:tabs>
-        <w:spacing w:before="0" w:line="277" w:lineRule="exact"/>
-        <w:rPr>
-          <w:rFonts w:asciiTheme="minorHAnsi" w:hAnsiTheme="minorHAnsi" w:cstheme="minorHAnsi"/>
-          <w:sz w:val="20"/>
-        </w:rPr>
-      </w:pPr>
-      <w:r>
-        <w:rPr>
-          <w:rFonts w:asciiTheme="minorHAnsi" w:hAnsiTheme="minorHAnsi" w:cstheme="minorHAnsi"/>
-          <w:w w:val="115"/>
-          <w:sz w:val="20"/>
-        </w:rPr>
-        <w:t>Effectuated data extraction, data cleaning, data</w:t>
-      </w:r>
-      <w:r>
-        <w:rPr>
-          <w:rFonts w:asciiTheme="minorHAnsi" w:hAnsiTheme="minorHAnsi" w:cstheme="minorHAnsi"/>
-          <w:spacing w:val="42"/>
-          <w:w w:val="115"/>
-          <w:sz w:val="20"/>
-        </w:rPr>
-        <w:t xml:space="preserve"> </w:t>
-      </w:r>
-      <w:r>
-        <w:rPr>
-          <w:rFonts w:asciiTheme="minorHAnsi" w:hAnsiTheme="minorHAnsi" w:cstheme="minorHAnsi"/>
-          <w:w w:val="115"/>
-          <w:sz w:val="20"/>
-        </w:rPr>
-        <w:t>aggregation.</w:t>
-      </w:r>
-    </w:p>
-    <w:p>
-      <w:pPr>
-        <w:pStyle w:val="ListParagraph"/>
-        <w:numPr>
-          <w:ilvl w:val="0"/>
-          <w:numId w:val="7"/>
-        </w:numPr>
-        <w:tabs>
-          <w:tab w:val="left" w:pos="1319"/>
-        </w:tabs>
-        <w:spacing w:before="0" w:line="277" w:lineRule="exact"/>
-        <w:rPr>
-          <w:rFonts w:asciiTheme="minorHAnsi" w:hAnsiTheme="minorHAnsi" w:cstheme="minorHAnsi"/>
-          <w:sz w:val="20"/>
-        </w:rPr>
-      </w:pPr>
-      <w:r>
-        <w:rPr>
-          <w:rFonts w:asciiTheme="minorHAnsi" w:hAnsiTheme="minorHAnsi" w:cstheme="minorHAnsi"/>
-          <w:w w:val="115"/>
-          <w:sz w:val="20"/>
-        </w:rPr>
-        <w:t xml:space="preserve">Identified </w:t>
-      </w:r>
-      <w:r>
-        <w:rPr>
-          <w:rFonts w:asciiTheme="minorHAnsi" w:hAnsiTheme="minorHAnsi" w:cstheme="minorHAnsi"/>
-          <w:spacing w:val="-3"/>
-          <w:w w:val="115"/>
-          <w:sz w:val="20"/>
-        </w:rPr>
-        <w:t xml:space="preserve">ways </w:t>
-      </w:r>
-      <w:r>
-        <w:rPr>
-          <w:rFonts w:asciiTheme="minorHAnsi" w:hAnsiTheme="minorHAnsi" w:cstheme="minorHAnsi"/>
-          <w:w w:val="115"/>
-          <w:sz w:val="20"/>
-        </w:rPr>
-        <w:t>to promote data consistency, availability and partition</w:t>
-      </w:r>
-      <w:r>
-        <w:rPr>
-          <w:rFonts w:asciiTheme="minorHAnsi" w:hAnsiTheme="minorHAnsi" w:cstheme="minorHAnsi"/>
-          <w:spacing w:val="52"/>
-          <w:w w:val="115"/>
-          <w:sz w:val="20"/>
-        </w:rPr>
-        <w:t xml:space="preserve"> </w:t>
-      </w:r>
-      <w:r>
-        <w:rPr>
-          <w:rFonts w:asciiTheme="minorHAnsi" w:hAnsiTheme="minorHAnsi" w:cstheme="minorHAnsi"/>
-          <w:w w:val="115"/>
-          <w:sz w:val="20"/>
-        </w:rPr>
-        <w:t>tolerance.</w:t>
-      </w:r>
-    </w:p>
-    <w:p>
-      <w:pPr>
-        <w:pStyle w:val="Heading1"/>
-        <w:spacing w:before="190"/>
-        <w:rPr>
-          <w:rFonts w:asciiTheme="minorHAnsi" w:hAnsiTheme="minorHAnsi" w:cstheme="minorHAnsi"/>
-          <w:w w:val="110"/>
-        </w:rPr>
-      </w:pPr>
-      <w:r>
-        <w:rPr>
-          <w:rFonts w:asciiTheme="minorHAnsi" w:hAnsiTheme="minorHAnsi" w:cstheme="minorHAnsi"/>
-          <w:w w:val="110"/>
-        </w:rPr>
-        <w:t>RECENT PROJECTS</w:t>
-      </w:r>
-    </w:p>
-    <w:p>
-      <w:pPr>
-        <w:tabs>
-          <w:tab w:val="left" w:pos="8910"/>
-        </w:tabs>
-        <w:spacing w:line="218" w:lineRule="auto"/>
         <w:ind w:left="1318" w:right="114" w:hanging="499"/>
         <w:jc w:val="both"/>
         <w:rPr>
@@ -1957,7 +2312,15 @@
           <w:b/>
           <w:sz w:val="20"/>
         </w:rPr>
-        <w:t>Model Based Reinforcement Learning on augmented CarRacing environment</w:t>
+        <w:t>Recommendation Systems for Movies</w:t>
+      </w:r>
+      <w:r>
+        <w:rPr>
+          <w:rFonts w:asciiTheme="minorHAnsi" w:hAnsiTheme="minorHAnsi" w:cstheme="minorHAnsi"/>
+          <w:b/>
+          <w:sz w:val="20"/>
+        </w:rPr>
+        <w:t>.</w:t>
       </w:r>
       <w:r>
         <w:rPr>
@@ -1973,7 +2336,7 @@
           <w:b/>
           <w:sz w:val="20"/>
         </w:rPr>
-        <w:t>Oct</w:t>
+        <w:t>Dec</w:t>
       </w:r>
       <w:r>
         <w:rPr>
@@ -1989,7 +2352,7 @@
           <w:b/>
           <w:sz w:val="20"/>
         </w:rPr>
-        <w:t>Dec</w:t>
+        <w:t>Jan</w:t>
       </w:r>
       <w:r>
         <w:rPr>
@@ -2004,10 +2367,28 @@
         <w:rPr>
           <w:rFonts w:asciiTheme="minorHAnsi" w:hAnsiTheme="minorHAnsi" w:cstheme="minorHAnsi"/>
           <w:b/>
+          <w:spacing w:val="-30"/>
+          <w:sz w:val="20"/>
+        </w:rPr>
+        <w:t xml:space="preserve"> </w:t>
+      </w:r>
+      <w:r>
+        <w:rPr>
+          <w:rFonts w:asciiTheme="minorHAnsi" w:hAnsiTheme="minorHAnsi" w:cstheme="minorHAnsi"/>
+          <w:b/>
           <w:spacing w:val="-4"/>
           <w:sz w:val="20"/>
         </w:rPr>
-        <w:t xml:space="preserve">2020 </w:t>
+        <w:t>202</w:t>
+      </w:r>
+      <w:r>
+        <w:rPr>
+          <w:rFonts w:asciiTheme="minorHAnsi" w:hAnsiTheme="minorHAnsi" w:cstheme="minorHAnsi"/>
+          <w:b/>
+          <w:spacing w:val="-4"/>
+          <w:sz w:val="20"/>
+        </w:rPr>
+        <w:t>1</w:t>
       </w:r>
     </w:p>
     <w:p>
@@ -2020,7 +2401,7 @@
         <w:tabs>
           <w:tab w:val="left" w:pos="8910"/>
         </w:tabs>
-        <w:spacing w:before="0" w:line="218" w:lineRule="auto"/>
+        <w:spacing w:before="0"/>
         <w:ind w:right="114"/>
         <w:jc w:val="both"/>
         <w:rPr>
@@ -2036,7 +2417,43 @@
           <w:sz w:val="20"/>
           <w:szCs w:val="20"/>
         </w:rPr>
-        <w:t>Implemented a model-based reinforcement learning pipeline for a self-driving car on OpenAI gym’s CarRacing Environment.</w:t>
+        <w:t xml:space="preserve">Implemented a </w:t>
+      </w:r>
+      <w:r>
+        <w:rPr>
+          <w:rFonts w:asciiTheme="minorHAnsi" w:hAnsiTheme="minorHAnsi" w:cstheme="minorHAnsi"/>
+          <w:w w:val="105"/>
+          <w:sz w:val="20"/>
+          <w:szCs w:val="20"/>
+        </w:rPr>
+        <w:t xml:space="preserve">robust </w:t>
+      </w:r>
+      <w:r>
+        <w:rPr>
+          <w:rFonts w:asciiTheme="minorHAnsi" w:hAnsiTheme="minorHAnsi" w:cstheme="minorHAnsi"/>
+          <w:w w:val="105"/>
+          <w:sz w:val="20"/>
+          <w:szCs w:val="20"/>
+        </w:rPr>
+        <w:t>recommendation engine for movies using Content based and Collaborative filtering.</w:t>
+      </w:r>
+      <w:r>
+        <w:rPr>
+          <w:rFonts w:asciiTheme="minorHAnsi" w:hAnsiTheme="minorHAnsi" w:cstheme="minorHAnsi"/>
+          <w:w w:val="105"/>
+          <w:sz w:val="20"/>
+          <w:szCs w:val="20"/>
+        </w:rPr>
+        <w:t xml:space="preserve"> Engineered a way to deal with the cold start problem</w:t>
+      </w:r>
+      <w:r>
+        <w:rPr>
+          <w:rFonts w:asciiTheme="minorHAnsi" w:hAnsiTheme="minorHAnsi" w:cstheme="minorHAnsi"/>
+          <w:w w:val="105"/>
+          <w:sz w:val="20"/>
+          <w:szCs w:val="20"/>
+        </w:rPr>
+        <w:t xml:space="preserve"> by suggesting most popular items.</w:t>
       </w:r>
     </w:p>
     <w:p>
@@ -2049,7 +2466,7 @@
         <w:tabs>
           <w:tab w:val="left" w:pos="8910"/>
         </w:tabs>
-        <w:spacing w:before="0" w:line="218" w:lineRule="auto"/>
+        <w:spacing w:before="0"/>
         <w:ind w:right="114"/>
         <w:jc w:val="both"/>
         <w:rPr>
@@ -2064,7 +2481,200 @@
           <w:sz w:val="20"/>
           <w:szCs w:val="20"/>
         </w:rPr>
-        <w:t>Replicated the pipeline from the “World Models” paper on an augmented version of the environment to evaluate the reliability of the perception strategy used in the original paper on complex environments.</w:t>
+        <w:t xml:space="preserve">Used an </w:t>
+      </w:r>
+      <w:r>
+        <w:rPr>
+          <w:rFonts w:asciiTheme="minorHAnsi" w:hAnsiTheme="minorHAnsi" w:cstheme="minorHAnsi"/>
+          <w:sz w:val="20"/>
+          <w:szCs w:val="20"/>
+        </w:rPr>
+        <w:t>item-based</w:t>
+      </w:r>
+      <w:r>
+        <w:rPr>
+          <w:rFonts w:asciiTheme="minorHAnsi" w:hAnsiTheme="minorHAnsi" w:cstheme="minorHAnsi"/>
+          <w:sz w:val="20"/>
+          <w:szCs w:val="20"/>
+        </w:rPr>
+        <w:t xml:space="preserve"> memory approach and the SVD matrix factorization method for collaborative filtering. </w:t>
+      </w:r>
+      <w:r>
+        <w:rPr>
+          <w:rFonts w:asciiTheme="minorHAnsi" w:hAnsiTheme="minorHAnsi" w:cstheme="minorHAnsi"/>
+          <w:sz w:val="20"/>
+          <w:szCs w:val="20"/>
+        </w:rPr>
+        <w:t>Leveraged</w:t>
+      </w:r>
+      <w:r>
+        <w:rPr>
+          <w:rFonts w:asciiTheme="minorHAnsi" w:hAnsiTheme="minorHAnsi" w:cstheme="minorHAnsi"/>
+          <w:sz w:val="20"/>
+          <w:szCs w:val="20"/>
+        </w:rPr>
+        <w:t xml:space="preserve"> features such as genres, cast, crew and keywords from the plot for content-based recommendations.</w:t>
+      </w:r>
+    </w:p>
+    <w:p>
+      <w:pPr>
+        <w:pStyle w:val="ListParagraph"/>
+        <w:numPr>
+          <w:ilvl w:val="0"/>
+          <w:numId w:val="8"/>
+        </w:numPr>
+        <w:tabs>
+          <w:tab w:val="left" w:pos="8910"/>
+          <w:tab w:val="left" w:pos="9000"/>
+        </w:tabs>
+        <w:spacing w:before="0"/>
+        <w:ind w:right="114"/>
+        <w:jc w:val="both"/>
+        <w:rPr>
+          <w:rFonts w:asciiTheme="minorHAnsi" w:hAnsiTheme="minorHAnsi" w:cstheme="minorHAnsi"/>
+          <w:b/>
+          <w:sz w:val="20"/>
+        </w:rPr>
+      </w:pPr>
+      <w:r>
+        <w:rPr>
+          <w:rFonts w:asciiTheme="minorHAnsi" w:hAnsiTheme="minorHAnsi" w:cstheme="minorHAnsi"/>
+          <w:sz w:val="20"/>
+          <w:szCs w:val="20"/>
+        </w:rPr>
+        <w:t xml:space="preserve">Deployed the </w:t>
+      </w:r>
+      <w:r>
+        <w:rPr>
+          <w:rFonts w:asciiTheme="minorHAnsi" w:hAnsiTheme="minorHAnsi" w:cstheme="minorHAnsi"/>
+          <w:sz w:val="20"/>
+          <w:szCs w:val="20"/>
+        </w:rPr>
+        <w:t xml:space="preserve">recommendation </w:t>
+      </w:r>
+      <w:r>
+        <w:rPr>
+          <w:rFonts w:asciiTheme="minorHAnsi" w:hAnsiTheme="minorHAnsi" w:cstheme="minorHAnsi"/>
+          <w:sz w:val="20"/>
+          <w:szCs w:val="20"/>
+        </w:rPr>
+        <w:t xml:space="preserve">system </w:t>
+      </w:r>
+      <w:r>
+        <w:rPr>
+          <w:rFonts w:asciiTheme="minorHAnsi" w:hAnsiTheme="minorHAnsi" w:cstheme="minorHAnsi"/>
+          <w:sz w:val="20"/>
+          <w:szCs w:val="20"/>
+        </w:rPr>
+        <w:t>as</w:t>
+      </w:r>
+      <w:r>
+        <w:rPr>
+          <w:rFonts w:asciiTheme="minorHAnsi" w:hAnsiTheme="minorHAnsi" w:cstheme="minorHAnsi"/>
+          <w:sz w:val="20"/>
+          <w:szCs w:val="20"/>
+        </w:rPr>
+        <w:t xml:space="preserve"> a web application using Flask.</w:t>
+      </w:r>
+      <w:r>
+        <w:rPr>
+          <w:rFonts w:asciiTheme="minorHAnsi" w:hAnsiTheme="minorHAnsi" w:cstheme="minorHAnsi"/>
+          <w:sz w:val="20"/>
+          <w:szCs w:val="20"/>
+        </w:rPr>
+        <w:t xml:space="preserve"> </w:t>
+      </w:r>
+    </w:p>
+    <w:p>
+      <w:pPr>
+        <w:pStyle w:val="ListParagraph"/>
+        <w:tabs>
+          <w:tab w:val="left" w:pos="8910"/>
+          <w:tab w:val="left" w:pos="9000"/>
+        </w:tabs>
+        <w:spacing w:before="0"/>
+        <w:ind w:left="1539" w:right="114" w:firstLine="0"/>
+        <w:jc w:val="both"/>
+        <w:rPr>
+          <w:rFonts w:asciiTheme="minorHAnsi" w:hAnsiTheme="minorHAnsi" w:cstheme="minorHAnsi"/>
+          <w:b/>
+          <w:sz w:val="20"/>
+        </w:rPr>
+      </w:pPr>
+    </w:p>
+    <w:p>
+      <w:pPr>
+        <w:tabs>
+          <w:tab w:val="left" w:pos="9000"/>
+        </w:tabs>
+        <w:ind w:left="1318" w:right="114" w:hanging="499"/>
+        <w:jc w:val="both"/>
+        <w:rPr>
+          <w:rFonts w:asciiTheme="minorHAnsi" w:hAnsiTheme="minorHAnsi" w:cstheme="minorHAnsi"/>
+          <w:b/>
+          <w:spacing w:val="-4"/>
+          <w:sz w:val="20"/>
+        </w:rPr>
+      </w:pPr>
+      <w:r>
+        <w:rPr>
+          <w:rFonts w:asciiTheme="minorHAnsi" w:hAnsiTheme="minorHAnsi" w:cstheme="minorHAnsi"/>
+          <w:b/>
+          <w:sz w:val="20"/>
+        </w:rPr>
+        <w:t>Reinforcement Learning</w:t>
+      </w:r>
+      <w:r>
+        <w:rPr>
+          <w:rFonts w:asciiTheme="minorHAnsi" w:hAnsiTheme="minorHAnsi" w:cstheme="minorHAnsi"/>
+          <w:b/>
+          <w:sz w:val="20"/>
+        </w:rPr>
+        <w:t xml:space="preserve"> agent for self-driving car</w:t>
+      </w:r>
+      <w:r>
+        <w:rPr>
+          <w:rFonts w:asciiTheme="minorHAnsi" w:hAnsiTheme="minorHAnsi" w:cstheme="minorHAnsi"/>
+          <w:b/>
+          <w:sz w:val="20"/>
+        </w:rPr>
+        <w:t xml:space="preserve"> on OpenAI gym.</w:t>
+      </w:r>
+      <w:r>
+        <w:rPr>
+          <w:rFonts w:asciiTheme="minorHAnsi" w:hAnsiTheme="minorHAnsi" w:cstheme="minorHAnsi"/>
+          <w:b/>
+          <w:sz w:val="20"/>
+        </w:rPr>
+        <w:tab/>
+        <w:t>Oct 2020 - Dec</w:t>
+      </w:r>
+      <w:r>
+        <w:rPr>
+          <w:rFonts w:asciiTheme="minorHAnsi" w:hAnsiTheme="minorHAnsi" w:cstheme="minorHAnsi"/>
+          <w:b/>
+          <w:spacing w:val="-30"/>
+          <w:sz w:val="20"/>
+        </w:rPr>
+        <w:t xml:space="preserve"> </w:t>
+      </w:r>
+      <w:r>
+        <w:rPr>
+          <w:rFonts w:asciiTheme="minorHAnsi" w:hAnsiTheme="minorHAnsi" w:cstheme="minorHAnsi"/>
+          <w:b/>
+          <w:spacing w:val="-30"/>
+          <w:sz w:val="20"/>
+        </w:rPr>
+        <w:t xml:space="preserve"> </w:t>
+      </w:r>
+      <w:r>
+        <w:rPr>
+          <w:rFonts w:asciiTheme="minorHAnsi" w:hAnsiTheme="minorHAnsi" w:cstheme="minorHAnsi"/>
+          <w:b/>
+          <w:spacing w:val="-4"/>
+          <w:sz w:val="20"/>
+        </w:rPr>
+        <w:t xml:space="preserve">2020 </w:t>
       </w:r>
     </w:p>
     <w:p>
@@ -2077,7 +2687,7 @@
         <w:tabs>
           <w:tab w:val="left" w:pos="8910"/>
         </w:tabs>
-        <w:spacing w:before="0" w:line="218" w:lineRule="auto"/>
+        <w:spacing w:before="0"/>
         <w:ind w:right="114"/>
         <w:jc w:val="both"/>
         <w:rPr>
@@ -2092,124 +2702,31 @@
           <w:sz w:val="20"/>
           <w:szCs w:val="20"/>
         </w:rPr>
-        <w:t xml:space="preserve">The above experiment highlighted the drawbacks of using reconstructions from a Variational AutoEncoders as intermediate representations of the </w:t>
-      </w:r>
-      <w:r>
-        <w:rPr>
-          <w:rFonts w:asciiTheme="minorHAnsi" w:hAnsiTheme="minorHAnsi" w:cstheme="minorHAnsi"/>
-          <w:sz w:val="20"/>
-          <w:szCs w:val="20"/>
-        </w:rPr>
-        <w:t>agent’s</w:t>
-      </w:r>
-      <w:r>
-        <w:rPr>
-          <w:rFonts w:asciiTheme="minorHAnsi" w:hAnsiTheme="minorHAnsi" w:cstheme="minorHAnsi"/>
-          <w:sz w:val="20"/>
-          <w:szCs w:val="20"/>
-        </w:rPr>
-        <w:t xml:space="preserve"> environment.</w:t>
-      </w:r>
-    </w:p>
-    <w:p>
-      <w:pPr>
-        <w:pStyle w:val="ListParagraph"/>
-        <w:tabs>
-          <w:tab w:val="left" w:pos="8910"/>
-        </w:tabs>
-        <w:spacing w:before="0" w:line="218" w:lineRule="auto"/>
-        <w:ind w:left="1539" w:right="114" w:firstLine="0"/>
-        <w:jc w:val="both"/>
-        <w:rPr>
-          <w:rFonts w:asciiTheme="minorHAnsi" w:hAnsiTheme="minorHAnsi" w:cstheme="minorHAnsi"/>
-          <w:sz w:val="20"/>
-          <w:szCs w:val="20"/>
-        </w:rPr>
-      </w:pPr>
-    </w:p>
-    <w:p>
-      <w:pPr>
-        <w:tabs>
-          <w:tab w:val="left" w:pos="8910"/>
-        </w:tabs>
-        <w:spacing w:line="218" w:lineRule="auto"/>
-        <w:ind w:left="1318" w:right="114" w:hanging="499"/>
-        <w:jc w:val="both"/>
-        <w:rPr>
-          <w:rFonts w:asciiTheme="minorHAnsi" w:hAnsiTheme="minorHAnsi" w:cstheme="minorHAnsi"/>
-          <w:b/>
-          <w:spacing w:val="-4"/>
-          <w:sz w:val="20"/>
-        </w:rPr>
-      </w:pPr>
-      <w:r>
-        <w:rPr>
-          <w:rFonts w:asciiTheme="minorHAnsi" w:hAnsiTheme="minorHAnsi" w:cstheme="minorHAnsi"/>
-          <w:b/>
-          <w:sz w:val="20"/>
-        </w:rPr>
-        <w:t>Chest X-Ray classification for</w:t>
-      </w:r>
-      <w:r>
-        <w:rPr>
-          <w:rFonts w:asciiTheme="minorHAnsi" w:hAnsiTheme="minorHAnsi" w:cstheme="minorHAnsi"/>
-          <w:b/>
-          <w:spacing w:val="35"/>
-          <w:sz w:val="20"/>
-        </w:rPr>
-        <w:t xml:space="preserve"> </w:t>
-      </w:r>
-      <w:r>
-        <w:rPr>
-          <w:rFonts w:asciiTheme="minorHAnsi" w:hAnsiTheme="minorHAnsi" w:cstheme="minorHAnsi"/>
-          <w:b/>
-          <w:sz w:val="20"/>
-        </w:rPr>
-        <w:t>COVID19</w:t>
-      </w:r>
-      <w:r>
-        <w:rPr>
-          <w:rFonts w:asciiTheme="minorHAnsi" w:hAnsiTheme="minorHAnsi" w:cstheme="minorHAnsi"/>
-          <w:b/>
-          <w:spacing w:val="9"/>
-          <w:sz w:val="20"/>
-        </w:rPr>
-        <w:t xml:space="preserve"> </w:t>
-      </w:r>
-      <w:r>
-        <w:rPr>
-          <w:rFonts w:asciiTheme="minorHAnsi" w:hAnsiTheme="minorHAnsi" w:cstheme="minorHAnsi"/>
-          <w:b/>
-          <w:sz w:val="20"/>
-        </w:rPr>
-        <w:t>detection.</w:t>
-      </w:r>
-      <w:r>
-        <w:rPr>
-          <w:rFonts w:asciiTheme="minorHAnsi" w:hAnsiTheme="minorHAnsi" w:cstheme="minorHAnsi"/>
-          <w:b/>
-          <w:sz w:val="20"/>
-        </w:rPr>
-        <w:tab/>
-        <w:t>Mar 2020 - Apr</w:t>
-      </w:r>
-      <w:r>
-        <w:rPr>
-          <w:rFonts w:asciiTheme="minorHAnsi" w:hAnsiTheme="minorHAnsi" w:cstheme="minorHAnsi"/>
-          <w:b/>
-          <w:spacing w:val="-30"/>
-          <w:sz w:val="20"/>
-        </w:rPr>
-        <w:t xml:space="preserve"> </w:t>
-      </w:r>
-      <w:r>
-        <w:rPr>
-          <w:rFonts w:asciiTheme="minorHAnsi" w:hAnsiTheme="minorHAnsi" w:cstheme="minorHAnsi"/>
-          <w:b/>
-          <w:spacing w:val="-4"/>
-          <w:sz w:val="20"/>
-        </w:rPr>
-        <w:t xml:space="preserve">2020 </w:t>
+        <w:t xml:space="preserve">Trained a self-driving agent using DeepQ and Double DeepQ </w:t>
+      </w:r>
+      <w:r>
+        <w:rPr>
+          <w:rFonts w:asciiTheme="minorHAnsi" w:hAnsiTheme="minorHAnsi" w:cstheme="minorHAnsi"/>
+          <w:sz w:val="20"/>
+          <w:szCs w:val="20"/>
+        </w:rPr>
+        <w:t xml:space="preserve">reinforcement learning algorithms </w:t>
+      </w:r>
+      <w:r>
+        <w:rPr>
+          <w:rFonts w:asciiTheme="minorHAnsi" w:hAnsiTheme="minorHAnsi" w:cstheme="minorHAnsi"/>
+          <w:sz w:val="20"/>
+          <w:szCs w:val="20"/>
+        </w:rPr>
+        <w:t>on OpenAI Gym’s Car Racing environment.</w:t>
+      </w:r>
+      <w:r>
+        <w:rPr>
+          <w:rFonts w:asciiTheme="minorHAnsi" w:hAnsiTheme="minorHAnsi" w:cstheme="minorHAnsi"/>
+          <w:sz w:val="20"/>
+          <w:szCs w:val="20"/>
+        </w:rPr>
+        <w:t xml:space="preserve"> </w:t>
       </w:r>
     </w:p>
     <w:p>
@@ -2222,7 +2739,7 @@
         <w:tabs>
           <w:tab w:val="left" w:pos="8910"/>
         </w:tabs>
-        <w:spacing w:before="0" w:line="218" w:lineRule="auto"/>
+        <w:spacing w:before="0"/>
         <w:ind w:right="114"/>
         <w:jc w:val="both"/>
         <w:rPr>
@@ -2234,30 +2751,58 @@
       <w:r>
         <w:rPr>
           <w:rFonts w:asciiTheme="minorHAnsi" w:hAnsiTheme="minorHAnsi" w:cstheme="minorHAnsi"/>
-          <w:w w:val="105"/>
-          <w:sz w:val="20"/>
-          <w:szCs w:val="20"/>
-        </w:rPr>
-        <w:t>Designed an image classifier to perform binary classification and multi class classification to distinguish between COVID19 patients and Pneumonia</w:t>
-      </w:r>
-      <w:r>
-        <w:rPr>
-          <w:rFonts w:asciiTheme="minorHAnsi" w:hAnsiTheme="minorHAnsi" w:cstheme="minorHAnsi"/>
-          <w:spacing w:val="27"/>
-          <w:w w:val="105"/>
-          <w:sz w:val="20"/>
-          <w:szCs w:val="20"/>
-        </w:rPr>
-        <w:t xml:space="preserve"> </w:t>
-      </w:r>
-      <w:r>
-        <w:rPr>
-          <w:rFonts w:asciiTheme="minorHAnsi" w:hAnsiTheme="minorHAnsi" w:cstheme="minorHAnsi"/>
-          <w:w w:val="105"/>
-          <w:sz w:val="20"/>
-          <w:szCs w:val="20"/>
-        </w:rPr>
-        <w:t>patients.</w:t>
+          <w:sz w:val="20"/>
+          <w:szCs w:val="20"/>
+        </w:rPr>
+        <w:t xml:space="preserve">Implemented the Epsilon-Greedy algorithm to </w:t>
+      </w:r>
+      <w:r>
+        <w:rPr>
+          <w:rFonts w:asciiTheme="minorHAnsi" w:hAnsiTheme="minorHAnsi" w:cstheme="minorHAnsi"/>
+          <w:sz w:val="20"/>
+          <w:szCs w:val="20"/>
+        </w:rPr>
+        <w:t>address</w:t>
+      </w:r>
+      <w:r>
+        <w:rPr>
+          <w:rFonts w:asciiTheme="minorHAnsi" w:hAnsiTheme="minorHAnsi" w:cstheme="minorHAnsi"/>
+          <w:sz w:val="20"/>
+          <w:szCs w:val="20"/>
+        </w:rPr>
+        <w:t xml:space="preserve"> the </w:t>
+      </w:r>
+      <w:r>
+        <w:rPr>
+          <w:rFonts w:asciiTheme="minorHAnsi" w:hAnsiTheme="minorHAnsi" w:cstheme="minorHAnsi"/>
+          <w:sz w:val="20"/>
+          <w:szCs w:val="20"/>
+        </w:rPr>
+        <w:t xml:space="preserve">multi armed bandit problem </w:t>
+      </w:r>
+      <w:r>
+        <w:rPr>
+          <w:rFonts w:asciiTheme="minorHAnsi" w:hAnsiTheme="minorHAnsi" w:cstheme="minorHAnsi"/>
+          <w:sz w:val="20"/>
+          <w:szCs w:val="20"/>
+        </w:rPr>
+        <w:t xml:space="preserve">of the </w:t>
+      </w:r>
+      <w:r>
+        <w:rPr>
+          <w:rFonts w:asciiTheme="minorHAnsi" w:hAnsiTheme="minorHAnsi" w:cstheme="minorHAnsi"/>
+          <w:sz w:val="20"/>
+          <w:szCs w:val="20"/>
+        </w:rPr>
+        <w:t>exploration-exploitation tradeoff</w:t>
+      </w:r>
+      <w:r>
+        <w:rPr>
+          <w:rFonts w:asciiTheme="minorHAnsi" w:hAnsiTheme="minorHAnsi" w:cstheme="minorHAnsi"/>
+          <w:sz w:val="20"/>
+          <w:szCs w:val="20"/>
+        </w:rPr>
+        <w:t>.</w:t>
       </w:r>
     </w:p>
     <w:p>
@@ -2270,7 +2815,7 @@
         <w:tabs>
           <w:tab w:val="left" w:pos="8910"/>
         </w:tabs>
-        <w:spacing w:before="0" w:line="218" w:lineRule="auto"/>
+        <w:spacing w:before="0"/>
         <w:ind w:right="114"/>
         <w:jc w:val="both"/>
         <w:rPr>
@@ -2282,30 +2827,191 @@
       <w:r>
         <w:rPr>
           <w:rFonts w:asciiTheme="minorHAnsi" w:hAnsiTheme="minorHAnsi" w:cstheme="minorHAnsi"/>
-          <w:w w:val="115"/>
-          <w:sz w:val="20"/>
-          <w:szCs w:val="20"/>
-        </w:rPr>
-        <w:t>Reviewed and compared results with different model architectures such as ResNet50, VGG19, Inception- ResnetV2 and Xception pre trained on the ImageNet</w:t>
-      </w:r>
-      <w:r>
-        <w:rPr>
-          <w:rFonts w:asciiTheme="minorHAnsi" w:hAnsiTheme="minorHAnsi" w:cstheme="minorHAnsi"/>
-          <w:spacing w:val="52"/>
-          <w:w w:val="115"/>
-          <w:sz w:val="20"/>
-          <w:szCs w:val="20"/>
-        </w:rPr>
-        <w:t xml:space="preserve"> </w:t>
-      </w:r>
-      <w:r>
-        <w:rPr>
-          <w:rFonts w:asciiTheme="minorHAnsi" w:hAnsiTheme="minorHAnsi" w:cstheme="minorHAnsi"/>
-          <w:w w:val="115"/>
-          <w:sz w:val="20"/>
-          <w:szCs w:val="20"/>
-        </w:rPr>
-        <w:t>Dataset to determine best architecture to solve given problem.</w:t>
+          <w:sz w:val="20"/>
+          <w:szCs w:val="20"/>
+        </w:rPr>
+        <w:t>Resulting agent</w:t>
+      </w:r>
+      <w:r>
+        <w:rPr>
+          <w:rFonts w:asciiTheme="minorHAnsi" w:hAnsiTheme="minorHAnsi" w:cstheme="minorHAnsi"/>
+          <w:sz w:val="20"/>
+          <w:szCs w:val="20"/>
+        </w:rPr>
+        <w:t xml:space="preserve"> </w:t>
+      </w:r>
+      <w:r>
+        <w:rPr>
+          <w:rFonts w:asciiTheme="minorHAnsi" w:hAnsiTheme="minorHAnsi" w:cstheme="minorHAnsi"/>
+          <w:sz w:val="20"/>
+          <w:szCs w:val="20"/>
+        </w:rPr>
+        <w:t xml:space="preserve">led to an average score of 631 out of a maximum possible score of 1000 over </w:t>
+      </w:r>
+      <w:r>
+        <w:rPr>
+          <w:rFonts w:asciiTheme="minorHAnsi" w:hAnsiTheme="minorHAnsi" w:cstheme="minorHAnsi"/>
+          <w:sz w:val="20"/>
+          <w:szCs w:val="20"/>
+        </w:rPr>
+        <w:t>10</w:t>
+      </w:r>
+      <w:r>
+        <w:rPr>
+          <w:rFonts w:asciiTheme="minorHAnsi" w:hAnsiTheme="minorHAnsi" w:cstheme="minorHAnsi"/>
+          <w:sz w:val="20"/>
+          <w:szCs w:val="20"/>
+        </w:rPr>
+        <w:t xml:space="preserve"> trials</w:t>
+      </w:r>
+      <w:r>
+        <w:rPr>
+          <w:rFonts w:asciiTheme="minorHAnsi" w:hAnsiTheme="minorHAnsi" w:cstheme="minorHAnsi"/>
+          <w:sz w:val="20"/>
+          <w:szCs w:val="20"/>
+        </w:rPr>
+        <w:t xml:space="preserve"> on random seeds</w:t>
+      </w:r>
+      <w:r>
+        <w:rPr>
+          <w:rFonts w:asciiTheme="minorHAnsi" w:hAnsiTheme="minorHAnsi" w:cstheme="minorHAnsi"/>
+          <w:sz w:val="20"/>
+          <w:szCs w:val="20"/>
+        </w:rPr>
+        <w:t>.</w:t>
+      </w:r>
+      <w:r>
+        <w:rPr>
+          <w:rFonts w:asciiTheme="minorHAnsi" w:hAnsiTheme="minorHAnsi" w:cstheme="minorHAnsi"/>
+          <w:sz w:val="20"/>
+          <w:szCs w:val="20"/>
+        </w:rPr>
+        <w:t xml:space="preserve"> The agent was the highest scoring agent among 10 other </w:t>
+      </w:r>
+      <w:r>
+        <w:rPr>
+          <w:rFonts w:asciiTheme="minorHAnsi" w:hAnsiTheme="minorHAnsi" w:cstheme="minorHAnsi"/>
+          <w:sz w:val="20"/>
+          <w:szCs w:val="20"/>
+        </w:rPr>
+        <w:t>models</w:t>
+      </w:r>
+      <w:r>
+        <w:rPr>
+          <w:rFonts w:asciiTheme="minorHAnsi" w:hAnsiTheme="minorHAnsi" w:cstheme="minorHAnsi"/>
+          <w:sz w:val="20"/>
+          <w:szCs w:val="20"/>
+        </w:rPr>
+        <w:t>.</w:t>
+      </w:r>
+    </w:p>
+    <w:p>
+      <w:pPr>
+        <w:pStyle w:val="ListParagraph"/>
+        <w:tabs>
+          <w:tab w:val="left" w:pos="8910"/>
+        </w:tabs>
+        <w:spacing w:before="0"/>
+        <w:ind w:left="1539" w:right="114" w:firstLine="0"/>
+        <w:jc w:val="both"/>
+        <w:rPr>
+          <w:rFonts w:asciiTheme="minorHAnsi" w:hAnsiTheme="minorHAnsi" w:cstheme="minorHAnsi"/>
+          <w:sz w:val="20"/>
+          <w:szCs w:val="20"/>
+        </w:rPr>
+      </w:pPr>
+    </w:p>
+    <w:p>
+      <w:pPr>
+        <w:tabs>
+          <w:tab w:val="left" w:pos="8910"/>
+        </w:tabs>
+        <w:ind w:left="1318" w:right="114" w:hanging="499"/>
+        <w:jc w:val="both"/>
+        <w:rPr>
+          <w:rFonts w:asciiTheme="minorHAnsi" w:hAnsiTheme="minorHAnsi" w:cstheme="minorHAnsi"/>
+          <w:b/>
+          <w:spacing w:val="-4"/>
+          <w:sz w:val="20"/>
+        </w:rPr>
+      </w:pPr>
+      <w:r>
+        <w:rPr>
+          <w:rFonts w:asciiTheme="minorHAnsi" w:hAnsiTheme="minorHAnsi" w:cstheme="minorHAnsi"/>
+          <w:b/>
+          <w:sz w:val="20"/>
+        </w:rPr>
+        <w:t>Chest X-Ray classification for</w:t>
+      </w:r>
+      <w:r>
+        <w:rPr>
+          <w:rFonts w:asciiTheme="minorHAnsi" w:hAnsiTheme="minorHAnsi" w:cstheme="minorHAnsi"/>
+          <w:b/>
+          <w:spacing w:val="35"/>
+          <w:sz w:val="20"/>
+        </w:rPr>
+        <w:t xml:space="preserve"> </w:t>
+      </w:r>
+      <w:r>
+        <w:rPr>
+          <w:rFonts w:asciiTheme="minorHAnsi" w:hAnsiTheme="minorHAnsi" w:cstheme="minorHAnsi"/>
+          <w:b/>
+          <w:sz w:val="20"/>
+        </w:rPr>
+        <w:t>COVID19</w:t>
+      </w:r>
+      <w:r>
+        <w:rPr>
+          <w:rFonts w:asciiTheme="minorHAnsi" w:hAnsiTheme="minorHAnsi" w:cstheme="minorHAnsi"/>
+          <w:b/>
+          <w:spacing w:val="9"/>
+          <w:sz w:val="20"/>
+        </w:rPr>
+        <w:t xml:space="preserve"> </w:t>
+      </w:r>
+      <w:r>
+        <w:rPr>
+          <w:rFonts w:asciiTheme="minorHAnsi" w:hAnsiTheme="minorHAnsi" w:cstheme="minorHAnsi"/>
+          <w:b/>
+          <w:sz w:val="20"/>
+        </w:rPr>
+        <w:t>detection.</w:t>
+      </w:r>
+      <w:r>
+        <w:rPr>
+          <w:rFonts w:asciiTheme="minorHAnsi" w:hAnsiTheme="minorHAnsi" w:cstheme="minorHAnsi"/>
+          <w:b/>
+          <w:sz w:val="20"/>
+        </w:rPr>
+        <w:tab/>
+        <w:t>Mar 2020 - Apr</w:t>
+      </w:r>
+      <w:r>
+        <w:rPr>
+          <w:rFonts w:asciiTheme="minorHAnsi" w:hAnsiTheme="minorHAnsi" w:cstheme="minorHAnsi"/>
+          <w:b/>
+          <w:spacing w:val="-30"/>
+          <w:sz w:val="20"/>
+        </w:rPr>
+        <w:t xml:space="preserve"> </w:t>
+      </w:r>
+      <w:r>
+        <w:rPr>
+          <w:rFonts w:asciiTheme="minorHAnsi" w:hAnsiTheme="minorHAnsi" w:cstheme="minorHAnsi"/>
+          <w:b/>
+          <w:spacing w:val="-30"/>
+          <w:sz w:val="20"/>
+        </w:rPr>
+        <w:t xml:space="preserve"> </w:t>
+      </w:r>
+      <w:r>
+        <w:rPr>
+          <w:rFonts w:asciiTheme="minorHAnsi" w:hAnsiTheme="minorHAnsi" w:cstheme="minorHAnsi"/>
+          <w:b/>
+          <w:spacing w:val="-4"/>
+          <w:sz w:val="20"/>
+        </w:rPr>
+        <w:t xml:space="preserve">2020 </w:t>
       </w:r>
     </w:p>
     <w:p>
@@ -2318,7 +3024,7 @@
         <w:tabs>
           <w:tab w:val="left" w:pos="8910"/>
         </w:tabs>
-        <w:spacing w:before="0" w:line="218" w:lineRule="auto"/>
+        <w:spacing w:before="0"/>
         <w:ind w:right="114"/>
         <w:jc w:val="both"/>
         <w:rPr>
@@ -2330,288 +3036,30 @@
       <w:r>
         <w:rPr>
           <w:rFonts w:asciiTheme="minorHAnsi" w:hAnsiTheme="minorHAnsi" w:cstheme="minorHAnsi"/>
-          <w:w w:val="115"/>
-          <w:sz w:val="20"/>
-          <w:szCs w:val="20"/>
-        </w:rPr>
-        <w:t>Model</w:t>
-      </w:r>
-      <w:r>
-        <w:rPr>
-          <w:rFonts w:asciiTheme="minorHAnsi" w:hAnsiTheme="minorHAnsi" w:cstheme="minorHAnsi"/>
-          <w:spacing w:val="-5"/>
-          <w:w w:val="115"/>
-          <w:sz w:val="20"/>
-          <w:szCs w:val="20"/>
-        </w:rPr>
-        <w:t xml:space="preserve"> </w:t>
-      </w:r>
-      <w:r>
-        <w:rPr>
-          <w:rFonts w:asciiTheme="minorHAnsi" w:hAnsiTheme="minorHAnsi" w:cstheme="minorHAnsi"/>
-          <w:w w:val="115"/>
-          <w:sz w:val="20"/>
-          <w:szCs w:val="20"/>
-        </w:rPr>
-        <w:t>engineered</w:t>
-      </w:r>
-      <w:r>
-        <w:rPr>
-          <w:rFonts w:asciiTheme="minorHAnsi" w:hAnsiTheme="minorHAnsi" w:cstheme="minorHAnsi"/>
-          <w:spacing w:val="-4"/>
-          <w:w w:val="115"/>
-          <w:sz w:val="20"/>
-          <w:szCs w:val="20"/>
-        </w:rPr>
-        <w:t xml:space="preserve"> </w:t>
-      </w:r>
-      <w:r>
-        <w:rPr>
-          <w:rFonts w:asciiTheme="minorHAnsi" w:hAnsiTheme="minorHAnsi" w:cstheme="minorHAnsi"/>
-          <w:w w:val="115"/>
-          <w:sz w:val="20"/>
-          <w:szCs w:val="20"/>
-        </w:rPr>
-        <w:t>outperformed</w:t>
-      </w:r>
-      <w:r>
-        <w:rPr>
-          <w:rFonts w:asciiTheme="minorHAnsi" w:hAnsiTheme="minorHAnsi" w:cstheme="minorHAnsi"/>
-          <w:spacing w:val="-4"/>
-          <w:w w:val="115"/>
-          <w:sz w:val="20"/>
-          <w:szCs w:val="20"/>
-        </w:rPr>
-        <w:t xml:space="preserve"> </w:t>
-      </w:r>
-      <w:r>
-        <w:rPr>
-          <w:rFonts w:asciiTheme="minorHAnsi" w:hAnsiTheme="minorHAnsi" w:cstheme="minorHAnsi"/>
-          <w:w w:val="115"/>
-          <w:sz w:val="20"/>
-          <w:szCs w:val="20"/>
-        </w:rPr>
-        <w:t>80%</w:t>
-      </w:r>
-      <w:r>
-        <w:rPr>
-          <w:rFonts w:asciiTheme="minorHAnsi" w:hAnsiTheme="minorHAnsi" w:cstheme="minorHAnsi"/>
-          <w:spacing w:val="-4"/>
-          <w:w w:val="115"/>
-          <w:sz w:val="20"/>
-          <w:szCs w:val="20"/>
-        </w:rPr>
-        <w:t xml:space="preserve"> </w:t>
-      </w:r>
-      <w:r>
-        <w:rPr>
-          <w:rFonts w:asciiTheme="minorHAnsi" w:hAnsiTheme="minorHAnsi" w:cstheme="minorHAnsi"/>
-          <w:w w:val="115"/>
-          <w:sz w:val="20"/>
-          <w:szCs w:val="20"/>
-        </w:rPr>
-        <w:t>of</w:t>
-      </w:r>
-      <w:r>
-        <w:rPr>
-          <w:rFonts w:asciiTheme="minorHAnsi" w:hAnsiTheme="minorHAnsi" w:cstheme="minorHAnsi"/>
-          <w:spacing w:val="-4"/>
-          <w:w w:val="115"/>
-          <w:sz w:val="20"/>
-          <w:szCs w:val="20"/>
-        </w:rPr>
-        <w:t xml:space="preserve"> </w:t>
-      </w:r>
-      <w:r>
-        <w:rPr>
-          <w:rFonts w:asciiTheme="minorHAnsi" w:hAnsiTheme="minorHAnsi" w:cstheme="minorHAnsi"/>
-          <w:w w:val="115"/>
-          <w:sz w:val="20"/>
-          <w:szCs w:val="20"/>
-        </w:rPr>
-        <w:t>compared</w:t>
-      </w:r>
-      <w:r>
-        <w:rPr>
-          <w:rFonts w:asciiTheme="minorHAnsi" w:hAnsiTheme="minorHAnsi" w:cstheme="minorHAnsi"/>
-          <w:spacing w:val="-4"/>
-          <w:w w:val="115"/>
-          <w:sz w:val="20"/>
-          <w:szCs w:val="20"/>
-        </w:rPr>
-        <w:t xml:space="preserve"> </w:t>
-      </w:r>
-      <w:r>
-        <w:rPr>
-          <w:rFonts w:asciiTheme="minorHAnsi" w:hAnsiTheme="minorHAnsi" w:cstheme="minorHAnsi"/>
-          <w:w w:val="115"/>
-          <w:sz w:val="20"/>
-          <w:szCs w:val="20"/>
-        </w:rPr>
-        <w:t>models which provided reasonable evidence in determining best architecture to solve given problem</w:t>
-      </w:r>
-      <w:r>
-        <w:rPr>
-          <w:rFonts w:asciiTheme="minorHAnsi" w:hAnsiTheme="minorHAnsi" w:cstheme="minorHAnsi"/>
-          <w:spacing w:val="-4"/>
-          <w:w w:val="115"/>
-          <w:sz w:val="20"/>
-          <w:szCs w:val="20"/>
-        </w:rPr>
-        <w:t>.</w:t>
-      </w:r>
-    </w:p>
-    <w:p>
-      <w:pPr>
-        <w:tabs>
-          <w:tab w:val="left" w:pos="8910"/>
-        </w:tabs>
-        <w:spacing w:before="232" w:line="218" w:lineRule="auto"/>
-        <w:ind w:left="1318" w:right="113" w:hanging="499"/>
-        <w:jc w:val="both"/>
-        <w:rPr>
-          <w:rFonts w:asciiTheme="minorHAnsi" w:hAnsiTheme="minorHAnsi" w:cstheme="minorHAnsi"/>
-          <w:b/>
-          <w:spacing w:val="-4"/>
-          <w:w w:val="105"/>
-          <w:sz w:val="20"/>
-        </w:rPr>
-      </w:pPr>
-      <w:r>
-        <w:rPr>
-          <w:rFonts w:asciiTheme="minorHAnsi" w:hAnsiTheme="minorHAnsi" w:cstheme="minorHAnsi"/>
-          <w:b/>
-          <w:sz w:val="20"/>
-        </w:rPr>
-        <w:t>Semi Supervised Multi Source</w:t>
-      </w:r>
-      <w:r>
-        <w:rPr>
-          <w:rFonts w:asciiTheme="minorHAnsi" w:hAnsiTheme="minorHAnsi" w:cstheme="minorHAnsi"/>
-          <w:b/>
-          <w:spacing w:val="-19"/>
-          <w:sz w:val="20"/>
-        </w:rPr>
-        <w:t xml:space="preserve"> </w:t>
-      </w:r>
-      <w:r>
-        <w:rPr>
-          <w:rFonts w:asciiTheme="minorHAnsi" w:hAnsiTheme="minorHAnsi" w:cstheme="minorHAnsi"/>
-          <w:b/>
-          <w:sz w:val="20"/>
-        </w:rPr>
-        <w:t>Domain</w:t>
-      </w:r>
-      <w:r>
-        <w:rPr>
-          <w:rFonts w:asciiTheme="minorHAnsi" w:hAnsiTheme="minorHAnsi" w:cstheme="minorHAnsi"/>
-          <w:b/>
-          <w:spacing w:val="-5"/>
-          <w:sz w:val="20"/>
-        </w:rPr>
-        <w:t xml:space="preserve"> </w:t>
-      </w:r>
-      <w:r>
-        <w:rPr>
-          <w:rFonts w:asciiTheme="minorHAnsi" w:hAnsiTheme="minorHAnsi" w:cstheme="minorHAnsi"/>
-          <w:b/>
-          <w:sz w:val="20"/>
-        </w:rPr>
-        <w:t>Adaptation.</w:t>
-      </w:r>
-      <w:r>
-        <w:rPr>
-          <w:rFonts w:asciiTheme="minorHAnsi" w:hAnsiTheme="minorHAnsi" w:cstheme="minorHAnsi"/>
-          <w:b/>
-          <w:sz w:val="20"/>
-        </w:rPr>
-        <w:tab/>
-      </w:r>
-      <w:r>
-        <w:rPr>
-          <w:rFonts w:asciiTheme="minorHAnsi" w:hAnsiTheme="minorHAnsi" w:cstheme="minorHAnsi"/>
-          <w:b/>
-          <w:w w:val="105"/>
-          <w:sz w:val="20"/>
-        </w:rPr>
-        <w:t>Oct</w:t>
-      </w:r>
-      <w:r>
-        <w:rPr>
-          <w:rFonts w:asciiTheme="minorHAnsi" w:hAnsiTheme="minorHAnsi" w:cstheme="minorHAnsi"/>
-          <w:b/>
-          <w:spacing w:val="-11"/>
-          <w:w w:val="105"/>
-          <w:sz w:val="20"/>
-        </w:rPr>
-        <w:t xml:space="preserve"> </w:t>
-      </w:r>
-      <w:r>
-        <w:rPr>
-          <w:rFonts w:asciiTheme="minorHAnsi" w:hAnsiTheme="minorHAnsi" w:cstheme="minorHAnsi"/>
-          <w:b/>
-          <w:w w:val="105"/>
-          <w:sz w:val="20"/>
-        </w:rPr>
-        <w:t>2019</w:t>
-      </w:r>
-      <w:r>
-        <w:rPr>
-          <w:rFonts w:asciiTheme="minorHAnsi" w:hAnsiTheme="minorHAnsi" w:cstheme="minorHAnsi"/>
-          <w:b/>
-          <w:spacing w:val="-13"/>
-          <w:w w:val="105"/>
-          <w:sz w:val="20"/>
-        </w:rPr>
-        <w:t xml:space="preserve"> </w:t>
-      </w:r>
-      <w:r>
-        <w:rPr>
-          <w:rFonts w:asciiTheme="minorHAnsi" w:hAnsiTheme="minorHAnsi" w:cstheme="minorHAnsi"/>
-          <w:b/>
-          <w:w w:val="105"/>
-          <w:sz w:val="20"/>
-        </w:rPr>
-        <w:t>-</w:t>
-      </w:r>
-      <w:r>
-        <w:rPr>
-          <w:rFonts w:asciiTheme="minorHAnsi" w:hAnsiTheme="minorHAnsi" w:cstheme="minorHAnsi"/>
-          <w:b/>
-          <w:spacing w:val="-12"/>
-          <w:w w:val="105"/>
-          <w:sz w:val="20"/>
-        </w:rPr>
-        <w:t xml:space="preserve"> </w:t>
-      </w:r>
-      <w:r>
-        <w:rPr>
-          <w:rFonts w:asciiTheme="minorHAnsi" w:hAnsiTheme="minorHAnsi" w:cstheme="minorHAnsi"/>
-          <w:b/>
-          <w:w w:val="105"/>
-          <w:sz w:val="20"/>
-        </w:rPr>
-        <w:t>Dec</w:t>
-      </w:r>
-      <w:r>
-        <w:rPr>
-          <w:rFonts w:asciiTheme="minorHAnsi" w:hAnsiTheme="minorHAnsi" w:cstheme="minorHAnsi"/>
-          <w:b/>
-          <w:spacing w:val="-11"/>
-          <w:w w:val="105"/>
-          <w:sz w:val="20"/>
-        </w:rPr>
-        <w:t xml:space="preserve"> </w:t>
-      </w:r>
-      <w:r>
-        <w:rPr>
-          <w:rFonts w:asciiTheme="minorHAnsi" w:hAnsiTheme="minorHAnsi" w:cstheme="minorHAnsi"/>
-          <w:b/>
-          <w:spacing w:val="-4"/>
-          <w:w w:val="105"/>
-          <w:sz w:val="20"/>
-        </w:rPr>
-        <w:t xml:space="preserve">2019 </w:t>
+          <w:w w:val="105"/>
+          <w:sz w:val="20"/>
+          <w:szCs w:val="20"/>
+        </w:rPr>
+        <w:t>Designed an image classifier to perform binary classification and multi class classification to distinguish between COVID19 patients and Pneumonia</w:t>
+      </w:r>
+      <w:r>
+        <w:rPr>
+          <w:rFonts w:asciiTheme="minorHAnsi" w:hAnsiTheme="minorHAnsi" w:cstheme="minorHAnsi"/>
+          <w:spacing w:val="27"/>
+          <w:w w:val="105"/>
+          <w:sz w:val="20"/>
+          <w:szCs w:val="20"/>
+        </w:rPr>
+        <w:t xml:space="preserve"> </w:t>
+      </w:r>
+      <w:r>
+        <w:rPr>
+          <w:rFonts w:asciiTheme="minorHAnsi" w:hAnsiTheme="minorHAnsi" w:cstheme="minorHAnsi"/>
+          <w:w w:val="105"/>
+          <w:sz w:val="20"/>
+          <w:szCs w:val="20"/>
+        </w:rPr>
+        <w:t>patients.</w:t>
       </w:r>
     </w:p>
     <w:p>
@@ -2619,13 +3067,13 @@
         <w:pStyle w:val="ListParagraph"/>
         <w:numPr>
           <w:ilvl w:val="0"/>
-          <w:numId w:val="9"/>
+          <w:numId w:val="8"/>
         </w:numPr>
         <w:tabs>
           <w:tab w:val="left" w:pos="8910"/>
         </w:tabs>
-        <w:spacing w:before="0" w:line="218" w:lineRule="auto"/>
-        <w:ind w:right="113"/>
+        <w:spacing w:before="0"/>
+        <w:ind w:right="114"/>
         <w:jc w:val="both"/>
         <w:rPr>
           <w:rFonts w:asciiTheme="minorHAnsi" w:hAnsiTheme="minorHAnsi" w:cstheme="minorHAnsi"/>
@@ -2636,30 +3084,47 @@
       <w:r>
         <w:rPr>
           <w:rFonts w:asciiTheme="minorHAnsi" w:hAnsiTheme="minorHAnsi" w:cstheme="minorHAnsi"/>
-          <w:w w:val="110"/>
-          <w:sz w:val="20"/>
-          <w:szCs w:val="20"/>
-        </w:rPr>
-        <w:t>Devised a high accuracy model trained on multiple source domain, to classify images on an unseen target domain using domain adaptation</w:t>
-      </w:r>
-      <w:r>
-        <w:rPr>
-          <w:rFonts w:asciiTheme="minorHAnsi" w:hAnsiTheme="minorHAnsi" w:cstheme="minorHAnsi"/>
-          <w:spacing w:val="41"/>
-          <w:w w:val="110"/>
-          <w:sz w:val="20"/>
-          <w:szCs w:val="20"/>
-        </w:rPr>
-        <w:t xml:space="preserve"> </w:t>
-      </w:r>
-      <w:r>
-        <w:rPr>
-          <w:rFonts w:asciiTheme="minorHAnsi" w:hAnsiTheme="minorHAnsi" w:cstheme="minorHAnsi"/>
-          <w:w w:val="110"/>
-          <w:sz w:val="20"/>
-          <w:szCs w:val="20"/>
-        </w:rPr>
-        <w:t>principles.</w:t>
+          <w:w w:val="115"/>
+          <w:sz w:val="20"/>
+          <w:szCs w:val="20"/>
+        </w:rPr>
+        <w:t xml:space="preserve">Reviewed and compared results with </w:t>
+      </w:r>
+      <w:r>
+        <w:rPr>
+          <w:rFonts w:asciiTheme="minorHAnsi" w:hAnsiTheme="minorHAnsi" w:cstheme="minorHAnsi"/>
+          <w:w w:val="115"/>
+          <w:sz w:val="20"/>
+          <w:szCs w:val="20"/>
+        </w:rPr>
+        <w:t xml:space="preserve">pretrained </w:t>
+      </w:r>
+      <w:r>
+        <w:rPr>
+          <w:rFonts w:asciiTheme="minorHAnsi" w:hAnsiTheme="minorHAnsi" w:cstheme="minorHAnsi"/>
+          <w:w w:val="115"/>
+          <w:sz w:val="20"/>
+          <w:szCs w:val="20"/>
+        </w:rPr>
+        <w:t>model architectures such as ResNet50, VGG19</w:t>
+      </w:r>
+      <w:r>
+        <w:rPr>
+          <w:rFonts w:asciiTheme="minorHAnsi" w:hAnsiTheme="minorHAnsi" w:cstheme="minorHAnsi"/>
+          <w:w w:val="115"/>
+          <w:sz w:val="20"/>
+          <w:szCs w:val="20"/>
+        </w:rPr>
+        <w:t xml:space="preserve"> and Inception</w:t>
+      </w:r>
+      <w:r>
+        <w:rPr>
+          <w:rFonts w:asciiTheme="minorHAnsi" w:hAnsiTheme="minorHAnsi" w:cstheme="minorHAnsi"/>
+          <w:w w:val="115"/>
+          <w:sz w:val="20"/>
+          <w:szCs w:val="20"/>
+        </w:rPr>
+        <w:t xml:space="preserve"> to determine best architecture to solve given problem.</w:t>
       </w:r>
     </w:p>
     <w:p>
@@ -2667,13 +3132,13 @@
         <w:pStyle w:val="ListParagraph"/>
         <w:numPr>
           <w:ilvl w:val="0"/>
-          <w:numId w:val="9"/>
+          <w:numId w:val="8"/>
         </w:numPr>
         <w:tabs>
           <w:tab w:val="left" w:pos="8910"/>
         </w:tabs>
-        <w:spacing w:before="0" w:line="218" w:lineRule="auto"/>
-        <w:ind w:right="113"/>
+        <w:spacing w:before="0"/>
+        <w:ind w:right="114"/>
         <w:jc w:val="both"/>
         <w:rPr>
           <w:rFonts w:asciiTheme="minorHAnsi" w:hAnsiTheme="minorHAnsi" w:cstheme="minorHAnsi"/>
@@ -2688,92 +3153,137 @@
           <w:sz w:val="20"/>
           <w:szCs w:val="20"/>
         </w:rPr>
-        <w:t>Utilized a Moment-Matching approach to align image features between source and target domains and explored different distance metrics to determine overall loss function.</w:t>
-      </w:r>
-    </w:p>
-    <w:p>
-      <w:pPr>
-        <w:pStyle w:val="ListParagraph"/>
-        <w:numPr>
-          <w:ilvl w:val="0"/>
-          <w:numId w:val="9"/>
-        </w:numPr>
-        <w:tabs>
-          <w:tab w:val="left" w:pos="8910"/>
-        </w:tabs>
-        <w:spacing w:before="0" w:line="218" w:lineRule="auto"/>
-        <w:ind w:right="113"/>
-        <w:jc w:val="both"/>
-        <w:rPr>
-          <w:rFonts w:asciiTheme="minorHAnsi" w:hAnsiTheme="minorHAnsi" w:cstheme="minorHAnsi"/>
-          <w:sz w:val="20"/>
-        </w:rPr>
-      </w:pPr>
-      <w:r>
-        <w:rPr>
-          <w:rFonts w:asciiTheme="minorHAnsi" w:hAnsiTheme="minorHAnsi" w:cstheme="minorHAnsi"/>
+        <w:t>Model</w:t>
+      </w:r>
+      <w:r>
+        <w:rPr>
+          <w:rFonts w:asciiTheme="minorHAnsi" w:hAnsiTheme="minorHAnsi" w:cstheme="minorHAnsi"/>
+          <w:spacing w:val="-5"/>
           <w:w w:val="115"/>
           <w:sz w:val="20"/>
           <w:szCs w:val="20"/>
         </w:rPr>
-        <w:t>The above experiments resulted in a generalized deep learning architecture that solves the challenges of Domain Shift in Transfer Learning.</w:t>
-      </w:r>
-    </w:p>
-    <w:p>
-      <w:pPr>
-        <w:pStyle w:val="BodyText"/>
-        <w:spacing w:before="78" w:line="204" w:lineRule="auto"/>
-        <w:ind w:right="115"/>
-        <w:jc w:val="both"/>
-        <w:rPr>
-          <w:rFonts w:asciiTheme="minorHAnsi" w:hAnsiTheme="minorHAnsi" w:cstheme="minorHAnsi"/>
-          <w:sz w:val="14"/>
-        </w:rPr>
-      </w:pPr>
-    </w:p>
-    <w:p>
-      <w:pPr>
-        <w:pStyle w:val="Heading1"/>
-        <w:rPr>
-          <w:rFonts w:asciiTheme="minorHAnsi" w:hAnsiTheme="minorHAnsi" w:cstheme="minorHAnsi"/>
-          <w:w w:val="105"/>
-        </w:rPr>
-      </w:pPr>
-      <w:r>
-        <w:rPr>
-          <w:rFonts w:asciiTheme="minorHAnsi" w:hAnsiTheme="minorHAnsi" w:cstheme="minorHAnsi"/>
-          <w:w w:val="105"/>
-        </w:rPr>
-        <w:t>MENTORSHIP AND OUTREACH</w:t>
-      </w:r>
-    </w:p>
-    <w:p>
-      <w:pPr>
-        <w:pStyle w:val="Heading1"/>
-        <w:numPr>
-          <w:ilvl w:val="0"/>
-          <w:numId w:val="10"/>
-        </w:numPr>
-        <w:ind w:left="1530"/>
-        <w:rPr>
-          <w:rFonts w:asciiTheme="minorHAnsi" w:hAnsiTheme="minorHAnsi" w:cstheme="minorHAnsi"/>
-          <w:b w:val="0"/>
-          <w:bCs w:val="0"/>
-        </w:rPr>
-      </w:pPr>
-      <w:r>
-        <w:rPr>
-          <w:rFonts w:asciiTheme="minorHAnsi" w:hAnsiTheme="minorHAnsi" w:cstheme="minorHAnsi"/>
-          <w:b w:val="0"/>
-          <w:bCs w:val="0"/>
-        </w:rPr>
-        <w:t>Mentored college student trainees who participated in Affectiva’s EMPath 2020 Student Artificial Intelligence Education Program in the development of an innovative Hackathon project related to Emotion Enabled IOT, that comprised development of a smart mirror that provides support to mental health patients.</w:t>
+        <w:t xml:space="preserve"> </w:t>
+      </w:r>
+      <w:r>
+        <w:rPr>
+          <w:rFonts w:asciiTheme="minorHAnsi" w:hAnsiTheme="minorHAnsi" w:cstheme="minorHAnsi"/>
+          <w:w w:val="115"/>
+          <w:sz w:val="20"/>
+          <w:szCs w:val="20"/>
+        </w:rPr>
+        <w:t>engineered</w:t>
+      </w:r>
+      <w:r>
+        <w:rPr>
+          <w:rFonts w:asciiTheme="minorHAnsi" w:hAnsiTheme="minorHAnsi" w:cstheme="minorHAnsi"/>
+          <w:spacing w:val="-4"/>
+          <w:w w:val="115"/>
+          <w:sz w:val="20"/>
+          <w:szCs w:val="20"/>
+        </w:rPr>
+        <w:t xml:space="preserve"> </w:t>
+      </w:r>
+      <w:r>
+        <w:rPr>
+          <w:rFonts w:asciiTheme="minorHAnsi" w:hAnsiTheme="minorHAnsi" w:cstheme="minorHAnsi"/>
+          <w:w w:val="115"/>
+          <w:sz w:val="20"/>
+          <w:szCs w:val="20"/>
+        </w:rPr>
+        <w:t>outperformed</w:t>
+      </w:r>
+      <w:r>
+        <w:rPr>
+          <w:rFonts w:asciiTheme="minorHAnsi" w:hAnsiTheme="minorHAnsi" w:cstheme="minorHAnsi"/>
+          <w:spacing w:val="-4"/>
+          <w:w w:val="115"/>
+          <w:sz w:val="20"/>
+          <w:szCs w:val="20"/>
+        </w:rPr>
+        <w:t xml:space="preserve"> </w:t>
+      </w:r>
+      <w:r>
+        <w:rPr>
+          <w:rFonts w:asciiTheme="minorHAnsi" w:hAnsiTheme="minorHAnsi" w:cstheme="minorHAnsi"/>
+          <w:w w:val="115"/>
+          <w:sz w:val="20"/>
+          <w:szCs w:val="20"/>
+        </w:rPr>
+        <w:t>80%</w:t>
+      </w:r>
+      <w:r>
+        <w:rPr>
+          <w:rFonts w:asciiTheme="minorHAnsi" w:hAnsiTheme="minorHAnsi" w:cstheme="minorHAnsi"/>
+          <w:spacing w:val="-4"/>
+          <w:w w:val="115"/>
+          <w:sz w:val="20"/>
+          <w:szCs w:val="20"/>
+        </w:rPr>
+        <w:t xml:space="preserve"> </w:t>
+      </w:r>
+      <w:r>
+        <w:rPr>
+          <w:rFonts w:asciiTheme="minorHAnsi" w:hAnsiTheme="minorHAnsi" w:cstheme="minorHAnsi"/>
+          <w:w w:val="115"/>
+          <w:sz w:val="20"/>
+          <w:szCs w:val="20"/>
+        </w:rPr>
+        <w:t>of</w:t>
+      </w:r>
+      <w:r>
+        <w:rPr>
+          <w:rFonts w:asciiTheme="minorHAnsi" w:hAnsiTheme="minorHAnsi" w:cstheme="minorHAnsi"/>
+          <w:spacing w:val="-4"/>
+          <w:w w:val="115"/>
+          <w:sz w:val="20"/>
+          <w:szCs w:val="20"/>
+        </w:rPr>
+        <w:t xml:space="preserve"> </w:t>
+      </w:r>
+      <w:r>
+        <w:rPr>
+          <w:rFonts w:asciiTheme="minorHAnsi" w:hAnsiTheme="minorHAnsi" w:cstheme="minorHAnsi"/>
+          <w:w w:val="115"/>
+          <w:sz w:val="20"/>
+          <w:szCs w:val="20"/>
+        </w:rPr>
+        <w:t>compared</w:t>
+      </w:r>
+      <w:r>
+        <w:rPr>
+          <w:rFonts w:asciiTheme="minorHAnsi" w:hAnsiTheme="minorHAnsi" w:cstheme="minorHAnsi"/>
+          <w:spacing w:val="-4"/>
+          <w:w w:val="115"/>
+          <w:sz w:val="20"/>
+          <w:szCs w:val="20"/>
+        </w:rPr>
+        <w:t xml:space="preserve"> </w:t>
+      </w:r>
+      <w:r>
+        <w:rPr>
+          <w:rFonts w:asciiTheme="minorHAnsi" w:hAnsiTheme="minorHAnsi" w:cstheme="minorHAnsi"/>
+          <w:w w:val="115"/>
+          <w:sz w:val="20"/>
+          <w:szCs w:val="20"/>
+        </w:rPr>
+        <w:t>models which provided reasonable evidence in determining best architecture to solve given problem</w:t>
+      </w:r>
+      <w:r>
+        <w:rPr>
+          <w:rFonts w:asciiTheme="minorHAnsi" w:hAnsiTheme="minorHAnsi" w:cstheme="minorHAnsi"/>
+          <w:spacing w:val="-4"/>
+          <w:w w:val="115"/>
+          <w:sz w:val="20"/>
+          <w:szCs w:val="20"/>
+        </w:rPr>
+        <w:t>.</w:t>
       </w:r>
     </w:p>
     <w:sectPr>
       <w:type w:val="continuous"/>
       <w:pgSz w:w="11910" w:h="16840"/>
-      <w:pgMar w:top="620" w:right="580" w:bottom="720" w:left="580" w:header="720" w:footer="720" w:gutter="0"/>
+      <w:pgMar w:top="450" w:right="580" w:bottom="720" w:left="580" w:header="720" w:footer="720" w:gutter="0"/>
       <w:cols w:space="720"/>
     </w:sectPr>
   </w:body>
@@ -3481,7 +3991,7 @@
         <w:rFonts w:ascii="Symbol" w:hAnsi="Symbol" w:hint="default"/>
       </w:rPr>
     </w:lvl>
-    <w:lvl w:ilvl="1" w:tplc="04090003" w:tentative="1">
+    <w:lvl w:ilvl="1" w:tplc="04090003">
       <w:start w:val="1"/>
       <w:numFmt w:val="bullet"/>
       <w:lvlText w:val="o"/>
@@ -3820,7 +4330,7 @@
         <w:rFonts w:ascii="Symbol" w:hAnsi="Symbol" w:hint="default"/>
       </w:rPr>
     </w:lvl>
-    <w:lvl w:ilvl="1" w:tplc="04090003" w:tentative="1">
+    <w:lvl w:ilvl="1" w:tplc="04090003">
       <w:start w:val="1"/>
       <w:numFmt w:val="bullet"/>
       <w:lvlText w:val="o"/>
@@ -4350,7 +4860,7 @@
   <w:style w:type="paragraph" w:default="1" w:styleId="Normal">
     <w:name w:val="Normal"/>
     <w:qFormat/>
-    <w:rsid w:val="00DC43C3"/>
+    <w:rsid w:val="0062148A"/>
     <w:rPr>
       <w:rFonts w:ascii="PMingLiU" w:eastAsia="PMingLiU" w:hAnsi="PMingLiU" w:cs="PMingLiU"/>
     </w:rPr>
@@ -4478,7 +4988,6 @@
     <w:name w:val="Hyperlink"/>
     <w:basedOn w:val="DefaultParagraphFont"/>
     <w:uiPriority w:val="99"/>
-    <w:semiHidden/>
     <w:unhideWhenUsed/>
     <w:rsid w:val="00223B60"/>
     <w:rPr>
@@ -4496,6 +5005,18 @@
     <w:rPr>
       <w:color w:val="800080" w:themeColor="followedHyperlink"/>
       <w:u w:val="single"/>
+    </w:rPr>
+  </w:style>
+  <w:style w:type="character" w:styleId="UnresolvedMention">
+    <w:name w:val="Unresolved Mention"/>
+    <w:basedOn w:val="DefaultParagraphFont"/>
+    <w:uiPriority w:val="99"/>
+    <w:semiHidden/>
+    <w:unhideWhenUsed/>
+    <w:rsid w:val="009B261A"/>
+    <w:rPr>
+      <w:color w:val="605E5C"/>
+      <w:shd w:val="clear" w:color="auto" w:fill="E1DFDD"/>
     </w:rPr>
   </w:style>
 </w:styles>
